--- a/courses/4/uifis/reports/UIFIS_practice-12_report-template.docx
+++ b/courses/4/uifis/reports/UIFIS_practice-12_report-template.docx
@@ -77,6 +77,15 @@
       </w:r>
     </w:p>
     <w:p/>
+    <w:p>
+      <w:r>
+        <w:rPr>
+          <w:b/>
+          <w:sz w:val="24"/>
+        </w:rPr>
+        <w:t>Ход работы</w:t>
+      </w:r>
+    </w:p>
     <w:p>
       <w:r>
         <w:rPr>
@@ -1337,7 +1346,7 @@
           <w:b/>
           <w:sz w:val="24"/>
         </w:rPr>
-        <w:t>Скриншоты</w:t>
+        <w:t>Скриншоты выполнения работы</w:t>
       </w:r>
     </w:p>
     <w:p>
@@ -1439,237 +1448,6 @@
           <w:sz w:val="24"/>
         </w:rPr>
         <w:t>________________________________________________________________________</w:t>
-      </w:r>
-    </w:p>
-    <w:p>
-      <w:r>
-        <w:rPr>
-          <w:b w:val="0"/>
-          <w:sz w:val="24"/>
-        </w:rPr>
-        <w:t>________________________________________________________________________</w:t>
-      </w:r>
-    </w:p>
-    <w:p>
-      <w:r>
-        <w:rPr>
-          <w:b w:val="0"/>
-          <w:sz w:val="24"/>
-        </w:rPr>
-        <w:t>________________________________________________________________________</w:t>
-      </w:r>
-    </w:p>
-    <w:p>
-      <w:r>
-        <w:rPr>
-          <w:b w:val="0"/>
-          <w:sz w:val="24"/>
-        </w:rPr>
-        <w:t>________________________________________________________________________</w:t>
-      </w:r>
-    </w:p>
-    <w:p/>
-    <w:p>
-      <w:r>
-        <w:rPr>
-          <w:b/>
-          <w:sz w:val="24"/>
-        </w:rPr>
-        <w:t>Ответы на контрольные вопросы</w:t>
-      </w:r>
-    </w:p>
-    <w:p>
-      <w:r>
-        <w:rPr>
-          <w:b w:val="0"/>
-          <w:sz w:val="24"/>
-        </w:rPr>
-        <w:t>1. Чем логическая модель данных отличается от физической?</w:t>
-      </w:r>
-    </w:p>
-    <w:p>
-      <w:r>
-        <w:rPr>
-          <w:b w:val="0"/>
-          <w:sz w:val="24"/>
-        </w:rPr>
-        <w:t>________________________________________________________________________</w:t>
-      </w:r>
-    </w:p>
-    <w:p>
-      <w:r>
-        <w:rPr>
-          <w:b w:val="0"/>
-          <w:sz w:val="24"/>
-        </w:rPr>
-        <w:t>________________________________________________________________________</w:t>
-      </w:r>
-    </w:p>
-    <w:p>
-      <w:r>
-        <w:rPr>
-          <w:b w:val="0"/>
-          <w:sz w:val="24"/>
-        </w:rPr>
-        <w:t>________________________________________________________________________</w:t>
-      </w:r>
-    </w:p>
-    <w:p/>
-    <w:p>
-      <w:r>
-        <w:rPr>
-          <w:b w:val="0"/>
-          <w:sz w:val="24"/>
-        </w:rPr>
-        <w:t>2. Что такое первичный и внешний ключ?</w:t>
-      </w:r>
-    </w:p>
-    <w:p>
-      <w:r>
-        <w:rPr>
-          <w:b w:val="0"/>
-          <w:sz w:val="24"/>
-        </w:rPr>
-        <w:t>________________________________________________________________________</w:t>
-      </w:r>
-    </w:p>
-    <w:p>
-      <w:r>
-        <w:rPr>
-          <w:b w:val="0"/>
-          <w:sz w:val="24"/>
-        </w:rPr>
-        <w:t>________________________________________________________________________</w:t>
-      </w:r>
-    </w:p>
-    <w:p>
-      <w:r>
-        <w:rPr>
-          <w:b w:val="0"/>
-          <w:sz w:val="24"/>
-        </w:rPr>
-        <w:t>________________________________________________________________________</w:t>
-      </w:r>
-    </w:p>
-    <w:p/>
-    <w:p>
-      <w:r>
-        <w:rPr>
-          <w:b w:val="0"/>
-          <w:sz w:val="24"/>
-        </w:rPr>
-        <w:t>3. Почему email лучше сделать UNIQUE?</w:t>
-      </w:r>
-    </w:p>
-    <w:p>
-      <w:r>
-        <w:rPr>
-          <w:b w:val="0"/>
-          <w:sz w:val="24"/>
-        </w:rPr>
-        <w:t>________________________________________________________________________</w:t>
-      </w:r>
-    </w:p>
-    <w:p>
-      <w:r>
-        <w:rPr>
-          <w:b w:val="0"/>
-          <w:sz w:val="24"/>
-        </w:rPr>
-        <w:t>________________________________________________________________________</w:t>
-      </w:r>
-    </w:p>
-    <w:p>
-      <w:r>
-        <w:rPr>
-          <w:b w:val="0"/>
-          <w:sz w:val="24"/>
-        </w:rPr>
-        <w:t>________________________________________________________________________</w:t>
-      </w:r>
-    </w:p>
-    <w:p/>
-    <w:p>
-      <w:r>
-        <w:rPr>
-          <w:b w:val="0"/>
-          <w:sz w:val="24"/>
-        </w:rPr>
-        <w:t>4. Что проверяет третья нормальная форма?</w:t>
-      </w:r>
-    </w:p>
-    <w:p>
-      <w:r>
-        <w:rPr>
-          <w:b w:val="0"/>
-          <w:sz w:val="24"/>
-        </w:rPr>
-        <w:t>________________________________________________________________________</w:t>
-      </w:r>
-    </w:p>
-    <w:p>
-      <w:r>
-        <w:rPr>
-          <w:b w:val="0"/>
-          <w:sz w:val="24"/>
-        </w:rPr>
-        <w:t>________________________________________________________________________</w:t>
-      </w:r>
-    </w:p>
-    <w:p>
-      <w:r>
-        <w:rPr>
-          <w:b w:val="0"/>
-          <w:sz w:val="24"/>
-        </w:rPr>
-        <w:t>________________________________________________________________________</w:t>
-      </w:r>
-    </w:p>
-    <w:p/>
-    <w:p>
-      <w:r>
-        <w:rPr>
-          <w:b w:val="0"/>
-          <w:sz w:val="24"/>
-        </w:rPr>
-        <w:t>5. Почему RAID не заменяет резервную копию?</w:t>
-      </w:r>
-    </w:p>
-    <w:p>
-      <w:r>
-        <w:rPr>
-          <w:b w:val="0"/>
-          <w:sz w:val="24"/>
-        </w:rPr>
-        <w:t>________________________________________________________________________</w:t>
-      </w:r>
-    </w:p>
-    <w:p>
-      <w:r>
-        <w:rPr>
-          <w:b w:val="0"/>
-          <w:sz w:val="24"/>
-        </w:rPr>
-        <w:t>________________________________________________________________________</w:t>
-      </w:r>
-    </w:p>
-    <w:p>
-      <w:r>
-        <w:rPr>
-          <w:b w:val="0"/>
-          <w:sz w:val="24"/>
-        </w:rPr>
-        <w:t>________________________________________________________________________</w:t>
-      </w:r>
-    </w:p>
-    <w:p/>
-    <w:p>
-      <w:r>
-        <w:rPr>
-          <w:b w:val="0"/>
-          <w:sz w:val="24"/>
-        </w:rPr>
-        <w:t>6. Когда денормализация допустима?</w:t>
       </w:r>
     </w:p>
     <w:p>

--- a/courses/4/uifis/reports/UIFIS_practice-12_report-template.docx
+++ b/courses/4/uifis/reports/UIFIS_practice-12_report-template.docx
@@ -4,10 +4,13 @@
   <w:body>
     <w:p>
       <w:pPr>
+        <w:spacing w:line="360" w:lineRule="auto" w:before="0" w:after="0"/>
+        <w:ind w:firstLine="0"/>
         <w:jc w:val="center"/>
       </w:pPr>
       <w:r>
         <w:rPr>
+          <w:rFonts w:ascii="Times New Roman" w:hAnsi="Times New Roman" w:eastAsia="Times New Roman" w:cs="Times New Roman"/>
           <w:b/>
           <w:sz w:val="28"/>
         </w:rPr>
@@ -16,81 +19,129 @@
     </w:p>
     <w:p>
       <w:pPr>
+        <w:spacing w:line="360" w:lineRule="auto" w:before="0" w:after="0"/>
+        <w:ind w:firstLine="0"/>
         <w:jc w:val="center"/>
       </w:pPr>
       <w:r>
         <w:rPr>
+          <w:rFonts w:ascii="Times New Roman" w:hAnsi="Times New Roman" w:eastAsia="Times New Roman" w:cs="Times New Roman"/>
           <w:b/>
-          <w:sz w:val="26"/>
+          <w:sz w:val="28"/>
         </w:rPr>
         <w:t>Отчёт по практической работе 12</w:t>
       </w:r>
     </w:p>
     <w:p>
       <w:pPr>
+        <w:spacing w:line="360" w:lineRule="auto" w:before="0" w:after="0"/>
+        <w:ind w:firstLine="0"/>
         <w:jc w:val="center"/>
       </w:pPr>
       <w:r>
         <w:rPr>
+          <w:rFonts w:ascii="Times New Roman" w:hAnsi="Times New Roman" w:eastAsia="Times New Roman" w:cs="Times New Roman"/>
           <w:b w:val="0"/>
-          <w:sz w:val="24"/>
+          <w:sz w:val="28"/>
         </w:rPr>
         <w:t>Тема: Проектирование моделей данных ИС</w:t>
       </w:r>
     </w:p>
     <w:p/>
     <w:p>
+      <w:pPr>
+        <w:spacing w:line="360" w:lineRule="auto" w:before="0" w:after="0"/>
+        <w:ind w:firstLine="0"/>
+        <w:jc w:val="left"/>
+      </w:pPr>
       <w:r>
         <w:rPr>
+          <w:rFonts w:ascii="Times New Roman" w:hAnsi="Times New Roman" w:eastAsia="Times New Roman" w:cs="Times New Roman"/>
           <w:b w:val="0"/>
-          <w:sz w:val="24"/>
+          <w:sz w:val="28"/>
         </w:rPr>
         <w:t>ФИО студента: ______________________________________</w:t>
       </w:r>
     </w:p>
     <w:p>
+      <w:pPr>
+        <w:spacing w:line="360" w:lineRule="auto" w:before="0" w:after="0"/>
+        <w:ind w:firstLine="0"/>
+        <w:jc w:val="left"/>
+      </w:pPr>
       <w:r>
         <w:rPr>
+          <w:rFonts w:ascii="Times New Roman" w:hAnsi="Times New Roman" w:eastAsia="Times New Roman" w:cs="Times New Roman"/>
           <w:b w:val="0"/>
-          <w:sz w:val="24"/>
+          <w:sz w:val="28"/>
         </w:rPr>
         <w:t>Группа: ______________________  Дата: _______________</w:t>
       </w:r>
     </w:p>
     <w:p/>
     <w:p>
+      <w:pPr>
+        <w:pStyle w:val="Heading1"/>
+        <w:keepNext/>
+        <w:keepLines/>
+        <w:spacing w:line="240" w:lineRule="auto" w:before="240" w:after="0"/>
+        <w:ind w:firstLine="0" w:left="0"/>
+        <w:jc w:val="both"/>
+      </w:pPr>
       <w:r>
         <w:rPr>
-          <w:b/>
-          <w:sz w:val="24"/>
+          <w:rFonts w:ascii="Times New Roman" w:hAnsi="Times New Roman" w:eastAsia="Times New Roman" w:cs="Times New Roman"/>
+          <w:b w:val="0"/>
+          <w:sz w:val="28"/>
         </w:rPr>
         <w:t>Цель работы</w:t>
       </w:r>
     </w:p>
     <w:p>
+      <w:pPr>
+        <w:spacing w:line="360" w:lineRule="auto" w:before="0" w:after="0"/>
+        <w:ind w:firstLine="709"/>
+        <w:jc w:val="both"/>
+      </w:pPr>
       <w:r>
         <w:rPr>
+          <w:rFonts w:ascii="Times New Roman" w:hAnsi="Times New Roman" w:eastAsia="Times New Roman" w:cs="Times New Roman"/>
           <w:b w:val="0"/>
-          <w:sz w:val="24"/>
+          <w:sz w:val="28"/>
         </w:rPr>
         <w:t>Построить ER-модель учебной библиотеки, привести её к третьей нормальной форме, описать логическую и физическую модель, создать таблицы SQLite с ключами и ограничениями и проверить их на тестовых данных.</w:t>
       </w:r>
     </w:p>
     <w:p/>
     <w:p>
+      <w:pPr>
+        <w:pStyle w:val="Heading1"/>
+        <w:keepNext/>
+        <w:keepLines/>
+        <w:spacing w:line="240" w:lineRule="auto" w:before="240" w:after="0"/>
+        <w:ind w:firstLine="0" w:left="0"/>
+        <w:jc w:val="both"/>
+      </w:pPr>
       <w:r>
         <w:rPr>
-          <w:b/>
-          <w:sz w:val="24"/>
+          <w:rFonts w:ascii="Times New Roman" w:hAnsi="Times New Roman" w:eastAsia="Times New Roman" w:cs="Times New Roman"/>
+          <w:b w:val="0"/>
+          <w:sz w:val="28"/>
         </w:rPr>
         <w:t>Ход работы</w:t>
       </w:r>
     </w:p>
     <w:p>
+      <w:pPr>
+        <w:spacing w:line="360" w:lineRule="auto" w:before="0" w:after="0"/>
+        <w:ind w:firstLine="709"/>
+        <w:jc w:val="both"/>
+      </w:pPr>
       <w:r>
         <w:rPr>
+          <w:rFonts w:ascii="Times New Roman" w:hAnsi="Times New Roman" w:eastAsia="Times New Roman" w:cs="Times New Roman"/>
           <w:b/>
-          <w:sz w:val="24"/>
+          <w:sz w:val="28"/>
         </w:rPr>
         <w:t>Сущности и ключи</w:t>
       </w:r>
@@ -99,6 +150,7 @@
       <w:tblPr>
         <w:tblStyle w:val="TableGrid"/>
         <w:tblW w:type="auto" w:w="0"/>
+        <w:tblLayout w:type="autofit"/>
         <w:tblLook w:firstColumn="1" w:firstRow="1" w:lastColumn="0" w:lastRow="0" w:noHBand="0" w:noVBand="1" w:val="04A0"/>
       </w:tblPr>
       <w:tblGrid>
@@ -113,9 +165,16 @@
             <w:tcW w:type="dxa" w:w="2160"/>
           </w:tcPr>
           <w:p>
+            <w:pPr>
+              <w:spacing w:line="360" w:lineRule="auto" w:before="0" w:after="0"/>
+              <w:ind w:firstLine="0"/>
+              <w:jc w:val="center"/>
+            </w:pPr>
             <w:r>
               <w:rPr>
-                <w:sz w:val="18"/>
+                <w:rFonts w:ascii="Times New Roman" w:hAnsi="Times New Roman" w:eastAsia="Times New Roman" w:cs="Times New Roman"/>
+                <w:b/>
+                <w:sz w:val="22"/>
               </w:rPr>
               <w:t>Сущность</w:t>
             </w:r>
@@ -126,9 +185,16 @@
             <w:tcW w:type="dxa" w:w="2160"/>
           </w:tcPr>
           <w:p>
+            <w:pPr>
+              <w:spacing w:line="360" w:lineRule="auto" w:before="0" w:after="0"/>
+              <w:ind w:firstLine="0"/>
+              <w:jc w:val="center"/>
+            </w:pPr>
             <w:r>
               <w:rPr>
-                <w:sz w:val="18"/>
+                <w:rFonts w:ascii="Times New Roman" w:hAnsi="Times New Roman" w:eastAsia="Times New Roman" w:cs="Times New Roman"/>
+                <w:b/>
+                <w:sz w:val="22"/>
               </w:rPr>
               <w:t>Первичный ключ</w:t>
             </w:r>
@@ -139,9 +205,16 @@
             <w:tcW w:type="dxa" w:w="2160"/>
           </w:tcPr>
           <w:p>
+            <w:pPr>
+              <w:spacing w:line="360" w:lineRule="auto" w:before="0" w:after="0"/>
+              <w:ind w:firstLine="0"/>
+              <w:jc w:val="center"/>
+            </w:pPr>
             <w:r>
               <w:rPr>
-                <w:sz w:val="18"/>
+                <w:rFonts w:ascii="Times New Roman" w:hAnsi="Times New Roman" w:eastAsia="Times New Roman" w:cs="Times New Roman"/>
+                <w:b/>
+                <w:sz w:val="22"/>
               </w:rPr>
               <w:t>Атрибуты</w:t>
             </w:r>
@@ -152,9 +225,16 @@
             <w:tcW w:type="dxa" w:w="2160"/>
           </w:tcPr>
           <w:p>
+            <w:pPr>
+              <w:spacing w:line="360" w:lineRule="auto" w:before="0" w:after="0"/>
+              <w:ind w:firstLine="0"/>
+              <w:jc w:val="center"/>
+            </w:pPr>
             <w:r>
               <w:rPr>
-                <w:sz w:val="18"/>
+                <w:rFonts w:ascii="Times New Roman" w:hAnsi="Times New Roman" w:eastAsia="Times New Roman" w:cs="Times New Roman"/>
+                <w:b/>
+                <w:sz w:val="22"/>
               </w:rPr>
               <w:t>Связи</w:t>
             </w:r>
@@ -167,9 +247,16 @@
             <w:tcW w:type="dxa" w:w="2160"/>
           </w:tcPr>
           <w:p>
+            <w:pPr>
+              <w:spacing w:line="360" w:lineRule="auto" w:before="0" w:after="0"/>
+              <w:ind w:firstLine="0"/>
+              <w:jc w:val="both"/>
+            </w:pPr>
             <w:r>
               <w:rPr>
-                <w:sz w:val="18"/>
+                <w:rFonts w:ascii="Times New Roman" w:hAnsi="Times New Roman" w:eastAsia="Times New Roman" w:cs="Times New Roman"/>
+                <w:b w:val="0"/>
+                <w:sz w:val="22"/>
               </w:rPr>
               <w:t>Читатель</w:t>
             </w:r>
@@ -180,9 +267,16 @@
             <w:tcW w:type="dxa" w:w="2160"/>
           </w:tcPr>
           <w:p>
+            <w:pPr>
+              <w:spacing w:line="360" w:lineRule="auto" w:before="0" w:after="0"/>
+              <w:ind w:firstLine="0"/>
+              <w:jc w:val="both"/>
+            </w:pPr>
             <w:r>
               <w:rPr>
-                <w:sz w:val="18"/>
+                <w:rFonts w:ascii="Times New Roman" w:hAnsi="Times New Roman" w:eastAsia="Times New Roman" w:cs="Times New Roman"/>
+                <w:b w:val="0"/>
+                <w:sz w:val="22"/>
               </w:rPr>
               <w:t>reader_id</w:t>
             </w:r>
@@ -193,9 +287,16 @@
             <w:tcW w:type="dxa" w:w="2160"/>
           </w:tcPr>
           <w:p>
+            <w:pPr>
+              <w:spacing w:line="360" w:lineRule="auto" w:before="0" w:after="0"/>
+              <w:ind w:firstLine="0"/>
+              <w:jc w:val="both"/>
+            </w:pPr>
             <w:r>
               <w:rPr>
-                <w:sz w:val="18"/>
+                <w:rFonts w:ascii="Times New Roman" w:hAnsi="Times New Roman" w:eastAsia="Times New Roman" w:cs="Times New Roman"/>
+                <w:b w:val="0"/>
+                <w:sz w:val="22"/>
               </w:rPr>
               <w:t>full_name, email, status</w:t>
             </w:r>
@@ -206,9 +307,16 @@
             <w:tcW w:type="dxa" w:w="2160"/>
           </w:tcPr>
           <w:p>
+            <w:pPr>
+              <w:spacing w:line="360" w:lineRule="auto" w:before="0" w:after="0"/>
+              <w:ind w:firstLine="0"/>
+              <w:jc w:val="both"/>
+            </w:pPr>
             <w:r>
               <w:rPr>
-                <w:sz w:val="18"/>
+                <w:rFonts w:ascii="Times New Roman" w:hAnsi="Times New Roman" w:eastAsia="Times New Roman" w:cs="Times New Roman"/>
+                <w:b w:val="0"/>
+                <w:sz w:val="22"/>
               </w:rPr>
               <w:t>один ко многим с выдачей</w:t>
             </w:r>
@@ -221,9 +329,16 @@
             <w:tcW w:type="dxa" w:w="2160"/>
           </w:tcPr>
           <w:p>
+            <w:pPr>
+              <w:spacing w:line="360" w:lineRule="auto" w:before="0" w:after="0"/>
+              <w:ind w:firstLine="0"/>
+              <w:jc w:val="both"/>
+            </w:pPr>
             <w:r>
               <w:rPr>
-                <w:sz w:val="18"/>
+                <w:rFonts w:ascii="Times New Roman" w:hAnsi="Times New Roman" w:eastAsia="Times New Roman" w:cs="Times New Roman"/>
+                <w:b w:val="0"/>
+                <w:sz w:val="22"/>
               </w:rPr>
               <w:t>Книга</w:t>
             </w:r>
@@ -234,9 +349,16 @@
             <w:tcW w:type="dxa" w:w="2160"/>
           </w:tcPr>
           <w:p>
+            <w:pPr>
+              <w:spacing w:line="360" w:lineRule="auto" w:before="0" w:after="0"/>
+              <w:ind w:firstLine="0"/>
+              <w:jc w:val="both"/>
+            </w:pPr>
             <w:r>
               <w:rPr>
-                <w:sz w:val="18"/>
+                <w:rFonts w:ascii="Times New Roman" w:hAnsi="Times New Roman" w:eastAsia="Times New Roman" w:cs="Times New Roman"/>
+                <w:b w:val="0"/>
+                <w:sz w:val="22"/>
               </w:rPr>
               <w:t>book_id</w:t>
             </w:r>
@@ -247,9 +369,16 @@
             <w:tcW w:type="dxa" w:w="2160"/>
           </w:tcPr>
           <w:p>
+            <w:pPr>
+              <w:spacing w:line="360" w:lineRule="auto" w:before="0" w:after="0"/>
+              <w:ind w:firstLine="0"/>
+              <w:jc w:val="both"/>
+            </w:pPr>
             <w:r>
               <w:rPr>
-                <w:sz w:val="18"/>
+                <w:rFonts w:ascii="Times New Roman" w:hAnsi="Times New Roman" w:eastAsia="Times New Roman" w:cs="Times New Roman"/>
+                <w:b w:val="0"/>
+                <w:sz w:val="22"/>
               </w:rPr>
               <w:t>title, author, isbn</w:t>
             </w:r>
@@ -260,9 +389,16 @@
             <w:tcW w:type="dxa" w:w="2160"/>
           </w:tcPr>
           <w:p>
+            <w:pPr>
+              <w:spacing w:line="360" w:lineRule="auto" w:before="0" w:after="0"/>
+              <w:ind w:firstLine="0"/>
+              <w:jc w:val="both"/>
+            </w:pPr>
             <w:r>
               <w:rPr>
-                <w:sz w:val="18"/>
+                <w:rFonts w:ascii="Times New Roman" w:hAnsi="Times New Roman" w:eastAsia="Times New Roman" w:cs="Times New Roman"/>
+                <w:b w:val="0"/>
+                <w:sz w:val="22"/>
               </w:rPr>
               <w:t>один ко многим с экземпляром</w:t>
             </w:r>
@@ -275,9 +411,16 @@
             <w:tcW w:type="dxa" w:w="2160"/>
           </w:tcPr>
           <w:p>
+            <w:pPr>
+              <w:spacing w:line="360" w:lineRule="auto" w:before="0" w:after="0"/>
+              <w:ind w:firstLine="0"/>
+              <w:jc w:val="both"/>
+            </w:pPr>
             <w:r>
               <w:rPr>
-                <w:sz w:val="18"/>
+                <w:rFonts w:ascii="Times New Roman" w:hAnsi="Times New Roman" w:eastAsia="Times New Roman" w:cs="Times New Roman"/>
+                <w:b w:val="0"/>
+                <w:sz w:val="22"/>
               </w:rPr>
               <w:t>Экземпляр</w:t>
             </w:r>
@@ -288,9 +431,16 @@
             <w:tcW w:type="dxa" w:w="2160"/>
           </w:tcPr>
           <w:p>
+            <w:pPr>
+              <w:spacing w:line="360" w:lineRule="auto" w:before="0" w:after="0"/>
+              <w:ind w:firstLine="0"/>
+              <w:jc w:val="both"/>
+            </w:pPr>
             <w:r>
               <w:rPr>
-                <w:sz w:val="18"/>
+                <w:rFonts w:ascii="Times New Roman" w:hAnsi="Times New Roman" w:eastAsia="Times New Roman" w:cs="Times New Roman"/>
+                <w:b w:val="0"/>
+                <w:sz w:val="22"/>
               </w:rPr>
               <w:t>copy_id</w:t>
             </w:r>
@@ -301,9 +451,16 @@
             <w:tcW w:type="dxa" w:w="2160"/>
           </w:tcPr>
           <w:p>
+            <w:pPr>
+              <w:spacing w:line="360" w:lineRule="auto" w:before="0" w:after="0"/>
+              <w:ind w:firstLine="0"/>
+              <w:jc w:val="both"/>
+            </w:pPr>
             <w:r>
               <w:rPr>
-                <w:sz w:val="18"/>
+                <w:rFonts w:ascii="Times New Roman" w:hAnsi="Times New Roman" w:eastAsia="Times New Roman" w:cs="Times New Roman"/>
+                <w:b w:val="0"/>
+                <w:sz w:val="22"/>
               </w:rPr>
               <w:t>book_id, inventory_no, state</w:t>
             </w:r>
@@ -314,9 +471,16 @@
             <w:tcW w:type="dxa" w:w="2160"/>
           </w:tcPr>
           <w:p>
+            <w:pPr>
+              <w:spacing w:line="360" w:lineRule="auto" w:before="0" w:after="0"/>
+              <w:ind w:firstLine="0"/>
+              <w:jc w:val="both"/>
+            </w:pPr>
             <w:r>
               <w:rPr>
-                <w:sz w:val="18"/>
+                <w:rFonts w:ascii="Times New Roman" w:hAnsi="Times New Roman" w:eastAsia="Times New Roman" w:cs="Times New Roman"/>
+                <w:b w:val="0"/>
+                <w:sz w:val="22"/>
               </w:rPr>
               <w:t>многие к одной книге</w:t>
             </w:r>
@@ -329,9 +493,16 @@
             <w:tcW w:type="dxa" w:w="2160"/>
           </w:tcPr>
           <w:p>
+            <w:pPr>
+              <w:spacing w:line="360" w:lineRule="auto" w:before="0" w:after="0"/>
+              <w:ind w:firstLine="0"/>
+              <w:jc w:val="both"/>
+            </w:pPr>
             <w:r>
               <w:rPr>
-                <w:sz w:val="18"/>
+                <w:rFonts w:ascii="Times New Roman" w:hAnsi="Times New Roman" w:eastAsia="Times New Roman" w:cs="Times New Roman"/>
+                <w:b w:val="0"/>
+                <w:sz w:val="22"/>
               </w:rPr>
               <w:t>Выдача</w:t>
             </w:r>
@@ -342,9 +513,16 @@
             <w:tcW w:type="dxa" w:w="2160"/>
           </w:tcPr>
           <w:p>
+            <w:pPr>
+              <w:spacing w:line="360" w:lineRule="auto" w:before="0" w:after="0"/>
+              <w:ind w:firstLine="0"/>
+              <w:jc w:val="both"/>
+            </w:pPr>
             <w:r>
               <w:rPr>
-                <w:sz w:val="18"/>
+                <w:rFonts w:ascii="Times New Roman" w:hAnsi="Times New Roman" w:eastAsia="Times New Roman" w:cs="Times New Roman"/>
+                <w:b w:val="0"/>
+                <w:sz w:val="22"/>
               </w:rPr>
               <w:t>loan_id</w:t>
             </w:r>
@@ -355,9 +533,16 @@
             <w:tcW w:type="dxa" w:w="2160"/>
           </w:tcPr>
           <w:p>
+            <w:pPr>
+              <w:spacing w:line="360" w:lineRule="auto" w:before="0" w:after="0"/>
+              <w:ind w:firstLine="0"/>
+              <w:jc w:val="both"/>
+            </w:pPr>
             <w:r>
               <w:rPr>
-                <w:sz w:val="18"/>
+                <w:rFonts w:ascii="Times New Roman" w:hAnsi="Times New Roman" w:eastAsia="Times New Roman" w:cs="Times New Roman"/>
+                <w:b w:val="0"/>
+                <w:sz w:val="22"/>
               </w:rPr>
               <w:t>reader_id, copy_id, issued_at, returned_at</w:t>
             </w:r>
@@ -368,9 +553,16 @@
             <w:tcW w:type="dxa" w:w="2160"/>
           </w:tcPr>
           <w:p>
+            <w:pPr>
+              <w:spacing w:line="360" w:lineRule="auto" w:before="0" w:after="0"/>
+              <w:ind w:firstLine="0"/>
+              <w:jc w:val="both"/>
+            </w:pPr>
             <w:r>
               <w:rPr>
-                <w:sz w:val="18"/>
+                <w:rFonts w:ascii="Times New Roman" w:hAnsi="Times New Roman" w:eastAsia="Times New Roman" w:cs="Times New Roman"/>
+                <w:b w:val="0"/>
+                <w:sz w:val="22"/>
               </w:rPr>
               <w:t>многие к читателю и экземпляру</w:t>
             </w:r>
@@ -383,9 +575,16 @@
             <w:tcW w:type="dxa" w:w="2160"/>
           </w:tcPr>
           <w:p>
+            <w:pPr>
+              <w:spacing w:line="360" w:lineRule="auto" w:before="0" w:after="0"/>
+              <w:ind w:firstLine="0"/>
+              <w:jc w:val="both"/>
+            </w:pPr>
             <w:r>
               <w:rPr>
-                <w:sz w:val="18"/>
+                <w:rFonts w:ascii="Times New Roman" w:hAnsi="Times New Roman" w:eastAsia="Times New Roman" w:cs="Times New Roman"/>
+                <w:b w:val="0"/>
+                <w:sz w:val="22"/>
               </w:rPr>
               <w:t>Штраф</w:t>
             </w:r>
@@ -396,9 +595,16 @@
             <w:tcW w:type="dxa" w:w="2160"/>
           </w:tcPr>
           <w:p>
+            <w:pPr>
+              <w:spacing w:line="360" w:lineRule="auto" w:before="0" w:after="0"/>
+              <w:ind w:firstLine="0"/>
+              <w:jc w:val="both"/>
+            </w:pPr>
             <w:r>
               <w:rPr>
-                <w:sz w:val="18"/>
+                <w:rFonts w:ascii="Times New Roman" w:hAnsi="Times New Roman" w:eastAsia="Times New Roman" w:cs="Times New Roman"/>
+                <w:b w:val="0"/>
+                <w:sz w:val="22"/>
               </w:rPr>
               <w:t>fine_id</w:t>
             </w:r>
@@ -409,9 +615,16 @@
             <w:tcW w:type="dxa" w:w="2160"/>
           </w:tcPr>
           <w:p>
+            <w:pPr>
+              <w:spacing w:line="360" w:lineRule="auto" w:before="0" w:after="0"/>
+              <w:ind w:firstLine="0"/>
+              <w:jc w:val="both"/>
+            </w:pPr>
             <w:r>
               <w:rPr>
-                <w:sz w:val="18"/>
+                <w:rFonts w:ascii="Times New Roman" w:hAnsi="Times New Roman" w:eastAsia="Times New Roman" w:cs="Times New Roman"/>
+                <w:b w:val="0"/>
+                <w:sz w:val="22"/>
               </w:rPr>
               <w:t>loan_id, amount, paid_at</w:t>
             </w:r>
@@ -422,9 +635,16 @@
             <w:tcW w:type="dxa" w:w="2160"/>
           </w:tcPr>
           <w:p>
+            <w:pPr>
+              <w:spacing w:line="360" w:lineRule="auto" w:before="0" w:after="0"/>
+              <w:ind w:firstLine="0"/>
+              <w:jc w:val="both"/>
+            </w:pPr>
             <w:r>
               <w:rPr>
-                <w:sz w:val="18"/>
+                <w:rFonts w:ascii="Times New Roman" w:hAnsi="Times New Roman" w:eastAsia="Times New Roman" w:cs="Times New Roman"/>
+                <w:b w:val="0"/>
+                <w:sz w:val="22"/>
               </w:rPr>
               <w:t>один к одной выдаче</w:t>
             </w:r>
@@ -434,10 +654,16 @@
     </w:tbl>
     <w:p/>
     <w:p>
+      <w:pPr>
+        <w:spacing w:line="360" w:lineRule="auto" w:before="0" w:after="0"/>
+        <w:ind w:firstLine="709"/>
+        <w:jc w:val="both"/>
+      </w:pPr>
       <w:r>
         <w:rPr>
+          <w:rFonts w:ascii="Times New Roman" w:hAnsi="Times New Roman" w:eastAsia="Times New Roman" w:cs="Times New Roman"/>
           <w:b/>
-          <w:sz w:val="24"/>
+          <w:sz w:val="28"/>
         </w:rPr>
         <w:t>Нормализация</w:t>
       </w:r>
@@ -446,6 +672,7 @@
       <w:tblPr>
         <w:tblStyle w:val="TableGrid"/>
         <w:tblW w:type="auto" w:w="0"/>
+        <w:tblLayout w:type="autofit"/>
         <w:tblLook w:firstColumn="1" w:firstRow="1" w:lastColumn="0" w:lastRow="0" w:noHBand="0" w:noVBand="1" w:val="04A0"/>
       </w:tblPr>
       <w:tblGrid>
@@ -459,9 +686,16 @@
             <w:tcW w:type="dxa" w:w="2880"/>
           </w:tcPr>
           <w:p>
+            <w:pPr>
+              <w:spacing w:line="360" w:lineRule="auto" w:before="0" w:after="0"/>
+              <w:ind w:firstLine="0"/>
+              <w:jc w:val="center"/>
+            </w:pPr>
             <w:r>
               <w:rPr>
-                <w:sz w:val="18"/>
+                <w:rFonts w:ascii="Times New Roman" w:hAnsi="Times New Roman" w:eastAsia="Times New Roman" w:cs="Times New Roman"/>
+                <w:b/>
+                <w:sz w:val="22"/>
               </w:rPr>
               <w:t>Форма</w:t>
             </w:r>
@@ -472,9 +706,16 @@
             <w:tcW w:type="dxa" w:w="2880"/>
           </w:tcPr>
           <w:p>
+            <w:pPr>
+              <w:spacing w:line="360" w:lineRule="auto" w:before="0" w:after="0"/>
+              <w:ind w:firstLine="0"/>
+              <w:jc w:val="center"/>
+            </w:pPr>
             <w:r>
               <w:rPr>
-                <w:sz w:val="18"/>
+                <w:rFonts w:ascii="Times New Roman" w:hAnsi="Times New Roman" w:eastAsia="Times New Roman" w:cs="Times New Roman"/>
+                <w:b/>
+                <w:sz w:val="22"/>
               </w:rPr>
               <w:t>Что убираем</w:t>
             </w:r>
@@ -485,9 +726,16 @@
             <w:tcW w:type="dxa" w:w="2880"/>
           </w:tcPr>
           <w:p>
+            <w:pPr>
+              <w:spacing w:line="360" w:lineRule="auto" w:before="0" w:after="0"/>
+              <w:ind w:firstLine="0"/>
+              <w:jc w:val="center"/>
+            </w:pPr>
             <w:r>
               <w:rPr>
-                <w:sz w:val="18"/>
+                <w:rFonts w:ascii="Times New Roman" w:hAnsi="Times New Roman" w:eastAsia="Times New Roman" w:cs="Times New Roman"/>
+                <w:b/>
+                <w:sz w:val="22"/>
               </w:rPr>
               <w:t>Проверка</w:t>
             </w:r>
@@ -500,9 +748,16 @@
             <w:tcW w:type="dxa" w:w="2880"/>
           </w:tcPr>
           <w:p>
+            <w:pPr>
+              <w:spacing w:line="360" w:lineRule="auto" w:before="0" w:after="0"/>
+              <w:ind w:firstLine="0"/>
+              <w:jc w:val="both"/>
+            </w:pPr>
             <w:r>
               <w:rPr>
-                <w:sz w:val="18"/>
+                <w:rFonts w:ascii="Times New Roman" w:hAnsi="Times New Roman" w:eastAsia="Times New Roman" w:cs="Times New Roman"/>
+                <w:b w:val="0"/>
+                <w:sz w:val="22"/>
               </w:rPr>
               <w:t>1НФ</w:t>
             </w:r>
@@ -513,9 +768,16 @@
             <w:tcW w:type="dxa" w:w="2880"/>
           </w:tcPr>
           <w:p>
+            <w:pPr>
+              <w:spacing w:line="360" w:lineRule="auto" w:before="0" w:after="0"/>
+              <w:ind w:firstLine="0"/>
+              <w:jc w:val="both"/>
+            </w:pPr>
             <w:r>
               <w:rPr>
-                <w:sz w:val="18"/>
+                <w:rFonts w:ascii="Times New Roman" w:hAnsi="Times New Roman" w:eastAsia="Times New Roman" w:cs="Times New Roman"/>
+                <w:b w:val="0"/>
+                <w:sz w:val="22"/>
               </w:rPr>
               <w:t>Повторяющиеся группы и списки в одном поле</w:t>
             </w:r>
@@ -526,9 +788,16 @@
             <w:tcW w:type="dxa" w:w="2880"/>
           </w:tcPr>
           <w:p>
+            <w:pPr>
+              <w:spacing w:line="360" w:lineRule="auto" w:before="0" w:after="0"/>
+              <w:ind w:firstLine="0"/>
+              <w:jc w:val="both"/>
+            </w:pPr>
             <w:r>
               <w:rPr>
-                <w:sz w:val="18"/>
+                <w:rFonts w:ascii="Times New Roman" w:hAnsi="Times New Roman" w:eastAsia="Times New Roman" w:cs="Times New Roman"/>
+                <w:b w:val="0"/>
+                <w:sz w:val="22"/>
               </w:rPr>
               <w:t>в каждом поле одно значение</w:t>
             </w:r>
@@ -541,9 +810,16 @@
             <w:tcW w:type="dxa" w:w="2880"/>
           </w:tcPr>
           <w:p>
+            <w:pPr>
+              <w:spacing w:line="360" w:lineRule="auto" w:before="0" w:after="0"/>
+              <w:ind w:firstLine="0"/>
+              <w:jc w:val="both"/>
+            </w:pPr>
             <w:r>
               <w:rPr>
-                <w:sz w:val="18"/>
+                <w:rFonts w:ascii="Times New Roman" w:hAnsi="Times New Roman" w:eastAsia="Times New Roman" w:cs="Times New Roman"/>
+                <w:b w:val="0"/>
+                <w:sz w:val="22"/>
               </w:rPr>
               <w:t>2НФ</w:t>
             </w:r>
@@ -554,9 +830,16 @@
             <w:tcW w:type="dxa" w:w="2880"/>
           </w:tcPr>
           <w:p>
+            <w:pPr>
+              <w:spacing w:line="360" w:lineRule="auto" w:before="0" w:after="0"/>
+              <w:ind w:firstLine="0"/>
+              <w:jc w:val="both"/>
+            </w:pPr>
             <w:r>
               <w:rPr>
-                <w:sz w:val="18"/>
+                <w:rFonts w:ascii="Times New Roman" w:hAnsi="Times New Roman" w:eastAsia="Times New Roman" w:cs="Times New Roman"/>
+                <w:b w:val="0"/>
+                <w:sz w:val="22"/>
               </w:rPr>
               <w:t>Зависимость части составного ключа</w:t>
             </w:r>
@@ -567,9 +850,16 @@
             <w:tcW w:type="dxa" w:w="2880"/>
           </w:tcPr>
           <w:p>
+            <w:pPr>
+              <w:spacing w:line="360" w:lineRule="auto" w:before="0" w:after="0"/>
+              <w:ind w:firstLine="0"/>
+              <w:jc w:val="both"/>
+            </w:pPr>
             <w:r>
               <w:rPr>
-                <w:sz w:val="18"/>
+                <w:rFonts w:ascii="Times New Roman" w:hAnsi="Times New Roman" w:eastAsia="Times New Roman" w:cs="Times New Roman"/>
+                <w:b w:val="0"/>
+                <w:sz w:val="22"/>
               </w:rPr>
               <w:t>все неключевые поля зависят от всего ключа</w:t>
             </w:r>
@@ -582,9 +872,16 @@
             <w:tcW w:type="dxa" w:w="2880"/>
           </w:tcPr>
           <w:p>
+            <w:pPr>
+              <w:spacing w:line="360" w:lineRule="auto" w:before="0" w:after="0"/>
+              <w:ind w:firstLine="0"/>
+              <w:jc w:val="both"/>
+            </w:pPr>
             <w:r>
               <w:rPr>
-                <w:sz w:val="18"/>
+                <w:rFonts w:ascii="Times New Roman" w:hAnsi="Times New Roman" w:eastAsia="Times New Roman" w:cs="Times New Roman"/>
+                <w:b w:val="0"/>
+                <w:sz w:val="22"/>
               </w:rPr>
               <w:t>3НФ</w:t>
             </w:r>
@@ -595,9 +892,16 @@
             <w:tcW w:type="dxa" w:w="2880"/>
           </w:tcPr>
           <w:p>
+            <w:pPr>
+              <w:spacing w:line="360" w:lineRule="auto" w:before="0" w:after="0"/>
+              <w:ind w:firstLine="0"/>
+              <w:jc w:val="both"/>
+            </w:pPr>
             <w:r>
               <w:rPr>
-                <w:sz w:val="18"/>
+                <w:rFonts w:ascii="Times New Roman" w:hAnsi="Times New Roman" w:eastAsia="Times New Roman" w:cs="Times New Roman"/>
+                <w:b w:val="0"/>
+                <w:sz w:val="22"/>
               </w:rPr>
               <w:t>Зависимость неключевого поля от неключевого</w:t>
             </w:r>
@@ -608,9 +912,16 @@
             <w:tcW w:type="dxa" w:w="2880"/>
           </w:tcPr>
           <w:p>
+            <w:pPr>
+              <w:spacing w:line="360" w:lineRule="auto" w:before="0" w:after="0"/>
+              <w:ind w:firstLine="0"/>
+              <w:jc w:val="both"/>
+            </w:pPr>
             <w:r>
               <w:rPr>
-                <w:sz w:val="18"/>
+                <w:rFonts w:ascii="Times New Roman" w:hAnsi="Times New Roman" w:eastAsia="Times New Roman" w:cs="Times New Roman"/>
+                <w:b w:val="0"/>
+                <w:sz w:val="22"/>
               </w:rPr>
               <w:t>нет транзитивных зависимостей</w:t>
             </w:r>
@@ -620,41 +931,62 @@
     </w:tbl>
     <w:p/>
     <w:p>
+      <w:pPr>
+        <w:spacing w:line="360" w:lineRule="auto" w:before="0" w:after="0"/>
+        <w:ind w:firstLine="709"/>
+        <w:jc w:val="both"/>
+      </w:pPr>
       <w:r>
         <w:rPr>
+          <w:rFonts w:ascii="Times New Roman" w:hAnsi="Times New Roman" w:eastAsia="Times New Roman" w:cs="Times New Roman"/>
           <w:b/>
-          <w:sz w:val="24"/>
+          <w:sz w:val="28"/>
         </w:rPr>
         <w:t>Логическая модель</w:t>
       </w:r>
     </w:p>
     <w:p>
+      <w:pPr>
+        <w:spacing w:line="360" w:lineRule="auto" w:before="0" w:after="0"/>
+        <w:ind w:firstLine="709"/>
+        <w:jc w:val="both"/>
+      </w:pPr>
       <w:r>
         <w:rPr>
+          <w:rFonts w:ascii="Times New Roman" w:hAnsi="Times New Roman" w:eastAsia="Times New Roman" w:cs="Times New Roman"/>
           <w:b w:val="0"/>
-          <w:sz w:val="24"/>
+          <w:sz w:val="28"/>
         </w:rPr>
         <w:t>Покажите сущности, атрибуты, ключи, кардинальность и связи. Подпишите, где находится внешний ключ.</w:t>
       </w:r>
     </w:p>
     <w:p>
       <w:pPr>
+        <w:spacing w:line="360" w:lineRule="auto" w:before="0" w:after="0"/>
+        <w:ind w:firstLine="0"/>
         <w:jc w:val="center"/>
       </w:pPr>
       <w:r>
         <w:rPr>
+          <w:rFonts w:ascii="Times New Roman" w:hAnsi="Times New Roman" w:eastAsia="Times New Roman" w:cs="Times New Roman"/>
           <w:i/>
-          <w:sz w:val="22"/>
+          <w:sz w:val="28"/>
         </w:rPr>
         <w:t>[ Место для ER-диаграммы: читатель, книга, экземпляр, выдача, штраф ]</w:t>
       </w:r>
     </w:p>
     <w:p/>
     <w:p>
+      <w:pPr>
+        <w:spacing w:line="360" w:lineRule="auto" w:before="0" w:after="0"/>
+        <w:ind w:firstLine="709"/>
+        <w:jc w:val="both"/>
+      </w:pPr>
       <w:r>
         <w:rPr>
+          <w:rFonts w:ascii="Times New Roman" w:hAnsi="Times New Roman" w:eastAsia="Times New Roman" w:cs="Times New Roman"/>
           <w:b/>
-          <w:sz w:val="24"/>
+          <w:sz w:val="28"/>
         </w:rPr>
         <w:t>Физическая модель</w:t>
       </w:r>
@@ -663,6 +995,7 @@
       <w:tblPr>
         <w:tblStyle w:val="TableGrid"/>
         <w:tblW w:type="auto" w:w="0"/>
+        <w:tblLayout w:type="autofit"/>
         <w:tblLook w:firstColumn="1" w:firstRow="1" w:lastColumn="0" w:lastRow="0" w:noHBand="0" w:noVBand="1" w:val="04A0"/>
       </w:tblPr>
       <w:tblGrid>
@@ -677,9 +1010,16 @@
             <w:tcW w:type="dxa" w:w="2160"/>
           </w:tcPr>
           <w:p>
+            <w:pPr>
+              <w:spacing w:line="360" w:lineRule="auto" w:before="0" w:after="0"/>
+              <w:ind w:firstLine="0"/>
+              <w:jc w:val="center"/>
+            </w:pPr>
             <w:r>
               <w:rPr>
-                <w:sz w:val="18"/>
+                <w:rFonts w:ascii="Times New Roman" w:hAnsi="Times New Roman" w:eastAsia="Times New Roman" w:cs="Times New Roman"/>
+                <w:b/>
+                <w:sz w:val="22"/>
               </w:rPr>
               <w:t>Таблица</w:t>
             </w:r>
@@ -690,9 +1030,16 @@
             <w:tcW w:type="dxa" w:w="2160"/>
           </w:tcPr>
           <w:p>
+            <w:pPr>
+              <w:spacing w:line="360" w:lineRule="auto" w:before="0" w:after="0"/>
+              <w:ind w:firstLine="0"/>
+              <w:jc w:val="center"/>
+            </w:pPr>
             <w:r>
               <w:rPr>
-                <w:sz w:val="18"/>
+                <w:rFonts w:ascii="Times New Roman" w:hAnsi="Times New Roman" w:eastAsia="Times New Roman" w:cs="Times New Roman"/>
+                <w:b/>
+                <w:sz w:val="22"/>
               </w:rPr>
               <w:t>Тип</w:t>
             </w:r>
@@ -703,9 +1050,16 @@
             <w:tcW w:type="dxa" w:w="2160"/>
           </w:tcPr>
           <w:p>
+            <w:pPr>
+              <w:spacing w:line="360" w:lineRule="auto" w:before="0" w:after="0"/>
+              <w:ind w:firstLine="0"/>
+              <w:jc w:val="center"/>
+            </w:pPr>
             <w:r>
               <w:rPr>
-                <w:sz w:val="18"/>
+                <w:rFonts w:ascii="Times New Roman" w:hAnsi="Times New Roman" w:eastAsia="Times New Roman" w:cs="Times New Roman"/>
+                <w:b/>
+                <w:sz w:val="22"/>
               </w:rPr>
               <w:t>Ограничения</w:t>
             </w:r>
@@ -716,9 +1070,16 @@
             <w:tcW w:type="dxa" w:w="2160"/>
           </w:tcPr>
           <w:p>
+            <w:pPr>
+              <w:spacing w:line="360" w:lineRule="auto" w:before="0" w:after="0"/>
+              <w:ind w:firstLine="0"/>
+              <w:jc w:val="center"/>
+            </w:pPr>
             <w:r>
               <w:rPr>
-                <w:sz w:val="18"/>
+                <w:rFonts w:ascii="Times New Roman" w:hAnsi="Times New Roman" w:eastAsia="Times New Roman" w:cs="Times New Roman"/>
+                <w:b/>
+                <w:sz w:val="22"/>
               </w:rPr>
               <w:t>Индекс</w:t>
             </w:r>
@@ -731,9 +1092,16 @@
             <w:tcW w:type="dxa" w:w="2160"/>
           </w:tcPr>
           <w:p>
+            <w:pPr>
+              <w:spacing w:line="360" w:lineRule="auto" w:before="0" w:after="0"/>
+              <w:ind w:firstLine="0"/>
+              <w:jc w:val="both"/>
+            </w:pPr>
             <w:r>
               <w:rPr>
-                <w:sz w:val="18"/>
+                <w:rFonts w:ascii="Times New Roman" w:hAnsi="Times New Roman" w:eastAsia="Times New Roman" w:cs="Times New Roman"/>
+                <w:b w:val="0"/>
+                <w:sz w:val="22"/>
               </w:rPr>
               <w:t>readers</w:t>
             </w:r>
@@ -744,9 +1112,16 @@
             <w:tcW w:type="dxa" w:w="2160"/>
           </w:tcPr>
           <w:p>
+            <w:pPr>
+              <w:spacing w:line="360" w:lineRule="auto" w:before="0" w:after="0"/>
+              <w:ind w:firstLine="0"/>
+              <w:jc w:val="both"/>
+            </w:pPr>
             <w:r>
               <w:rPr>
-                <w:sz w:val="18"/>
+                <w:rFonts w:ascii="Times New Roman" w:hAnsi="Times New Roman" w:eastAsia="Times New Roman" w:cs="Times New Roman"/>
+                <w:b w:val="0"/>
+                <w:sz w:val="22"/>
               </w:rPr>
               <w:t>справочник</w:t>
             </w:r>
@@ -757,9 +1132,16 @@
             <w:tcW w:type="dxa" w:w="2160"/>
           </w:tcPr>
           <w:p>
+            <w:pPr>
+              <w:spacing w:line="360" w:lineRule="auto" w:before="0" w:after="0"/>
+              <w:ind w:firstLine="0"/>
+              <w:jc w:val="both"/>
+            </w:pPr>
             <w:r>
               <w:rPr>
-                <w:sz w:val="18"/>
+                <w:rFonts w:ascii="Times New Roman" w:hAnsi="Times New Roman" w:eastAsia="Times New Roman" w:cs="Times New Roman"/>
+                <w:b w:val="0"/>
+                <w:sz w:val="22"/>
               </w:rPr>
               <w:t>PK, UNIQUE email, CHECK status</w:t>
             </w:r>
@@ -770,9 +1152,16 @@
             <w:tcW w:type="dxa" w:w="2160"/>
           </w:tcPr>
           <w:p>
+            <w:pPr>
+              <w:spacing w:line="360" w:lineRule="auto" w:before="0" w:after="0"/>
+              <w:ind w:firstLine="0"/>
+              <w:jc w:val="both"/>
+            </w:pPr>
             <w:r>
               <w:rPr>
-                <w:sz w:val="18"/>
+                <w:rFonts w:ascii="Times New Roman" w:hAnsi="Times New Roman" w:eastAsia="Times New Roman" w:cs="Times New Roman"/>
+                <w:b w:val="0"/>
+                <w:sz w:val="22"/>
               </w:rPr>
               <w:t>email</w:t>
             </w:r>
@@ -785,9 +1174,16 @@
             <w:tcW w:type="dxa" w:w="2160"/>
           </w:tcPr>
           <w:p>
+            <w:pPr>
+              <w:spacing w:line="360" w:lineRule="auto" w:before="0" w:after="0"/>
+              <w:ind w:firstLine="0"/>
+              <w:jc w:val="both"/>
+            </w:pPr>
             <w:r>
               <w:rPr>
-                <w:sz w:val="18"/>
+                <w:rFonts w:ascii="Times New Roman" w:hAnsi="Times New Roman" w:eastAsia="Times New Roman" w:cs="Times New Roman"/>
+                <w:b w:val="0"/>
+                <w:sz w:val="22"/>
               </w:rPr>
               <w:t>books</w:t>
             </w:r>
@@ -798,9 +1194,16 @@
             <w:tcW w:type="dxa" w:w="2160"/>
           </w:tcPr>
           <w:p>
+            <w:pPr>
+              <w:spacing w:line="360" w:lineRule="auto" w:before="0" w:after="0"/>
+              <w:ind w:firstLine="0"/>
+              <w:jc w:val="both"/>
+            </w:pPr>
             <w:r>
               <w:rPr>
-                <w:sz w:val="18"/>
+                <w:rFonts w:ascii="Times New Roman" w:hAnsi="Times New Roman" w:eastAsia="Times New Roman" w:cs="Times New Roman"/>
+                <w:b w:val="0"/>
+                <w:sz w:val="22"/>
               </w:rPr>
               <w:t>справочник</w:t>
             </w:r>
@@ -811,9 +1214,16 @@
             <w:tcW w:type="dxa" w:w="2160"/>
           </w:tcPr>
           <w:p>
+            <w:pPr>
+              <w:spacing w:line="360" w:lineRule="auto" w:before="0" w:after="0"/>
+              <w:ind w:firstLine="0"/>
+              <w:jc w:val="both"/>
+            </w:pPr>
             <w:r>
               <w:rPr>
-                <w:sz w:val="18"/>
+                <w:rFonts w:ascii="Times New Roman" w:hAnsi="Times New Roman" w:eastAsia="Times New Roman" w:cs="Times New Roman"/>
+                <w:b w:val="0"/>
+                <w:sz w:val="22"/>
               </w:rPr>
               <w:t>PK, UNIQUE isbn, CHECK title</w:t>
             </w:r>
@@ -824,9 +1234,16 @@
             <w:tcW w:type="dxa" w:w="2160"/>
           </w:tcPr>
           <w:p>
+            <w:pPr>
+              <w:spacing w:line="360" w:lineRule="auto" w:before="0" w:after="0"/>
+              <w:ind w:firstLine="0"/>
+              <w:jc w:val="both"/>
+            </w:pPr>
             <w:r>
               <w:rPr>
-                <w:sz w:val="18"/>
+                <w:rFonts w:ascii="Times New Roman" w:hAnsi="Times New Roman" w:eastAsia="Times New Roman" w:cs="Times New Roman"/>
+                <w:b w:val="0"/>
+                <w:sz w:val="22"/>
               </w:rPr>
               <w:t>isbn</w:t>
             </w:r>
@@ -839,9 +1256,16 @@
             <w:tcW w:type="dxa" w:w="2160"/>
           </w:tcPr>
           <w:p>
+            <w:pPr>
+              <w:spacing w:line="360" w:lineRule="auto" w:before="0" w:after="0"/>
+              <w:ind w:firstLine="0"/>
+              <w:jc w:val="both"/>
+            </w:pPr>
             <w:r>
               <w:rPr>
-                <w:sz w:val="18"/>
+                <w:rFonts w:ascii="Times New Roman" w:hAnsi="Times New Roman" w:eastAsia="Times New Roman" w:cs="Times New Roman"/>
+                <w:b w:val="0"/>
+                <w:sz w:val="22"/>
               </w:rPr>
               <w:t>copies</w:t>
             </w:r>
@@ -852,9 +1276,16 @@
             <w:tcW w:type="dxa" w:w="2160"/>
           </w:tcPr>
           <w:p>
+            <w:pPr>
+              <w:spacing w:line="360" w:lineRule="auto" w:before="0" w:after="0"/>
+              <w:ind w:firstLine="0"/>
+              <w:jc w:val="both"/>
+            </w:pPr>
             <w:r>
               <w:rPr>
-                <w:sz w:val="18"/>
+                <w:rFonts w:ascii="Times New Roman" w:hAnsi="Times New Roman" w:eastAsia="Times New Roman" w:cs="Times New Roman"/>
+                <w:b w:val="0"/>
+                <w:sz w:val="22"/>
               </w:rPr>
               <w:t>экземпляры</w:t>
             </w:r>
@@ -865,9 +1296,16 @@
             <w:tcW w:type="dxa" w:w="2160"/>
           </w:tcPr>
           <w:p>
+            <w:pPr>
+              <w:spacing w:line="360" w:lineRule="auto" w:before="0" w:after="0"/>
+              <w:ind w:firstLine="0"/>
+              <w:jc w:val="both"/>
+            </w:pPr>
             <w:r>
               <w:rPr>
-                <w:sz w:val="18"/>
+                <w:rFonts w:ascii="Times New Roman" w:hAnsi="Times New Roman" w:eastAsia="Times New Roman" w:cs="Times New Roman"/>
+                <w:b w:val="0"/>
+                <w:sz w:val="22"/>
               </w:rPr>
               <w:t>PK, FK book_id, UNIQUE inventory_no</w:t>
             </w:r>
@@ -878,9 +1316,16 @@
             <w:tcW w:type="dxa" w:w="2160"/>
           </w:tcPr>
           <w:p>
+            <w:pPr>
+              <w:spacing w:line="360" w:lineRule="auto" w:before="0" w:after="0"/>
+              <w:ind w:firstLine="0"/>
+              <w:jc w:val="both"/>
+            </w:pPr>
             <w:r>
               <w:rPr>
-                <w:sz w:val="18"/>
+                <w:rFonts w:ascii="Times New Roman" w:hAnsi="Times New Roman" w:eastAsia="Times New Roman" w:cs="Times New Roman"/>
+                <w:b w:val="0"/>
+                <w:sz w:val="22"/>
               </w:rPr>
               <w:t>book_id</w:t>
             </w:r>
@@ -893,9 +1338,16 @@
             <w:tcW w:type="dxa" w:w="2160"/>
           </w:tcPr>
           <w:p>
+            <w:pPr>
+              <w:spacing w:line="360" w:lineRule="auto" w:before="0" w:after="0"/>
+              <w:ind w:firstLine="0"/>
+              <w:jc w:val="both"/>
+            </w:pPr>
             <w:r>
               <w:rPr>
-                <w:sz w:val="18"/>
+                <w:rFonts w:ascii="Times New Roman" w:hAnsi="Times New Roman" w:eastAsia="Times New Roman" w:cs="Times New Roman"/>
+                <w:b w:val="0"/>
+                <w:sz w:val="22"/>
               </w:rPr>
               <w:t>loans</w:t>
             </w:r>
@@ -906,9 +1358,16 @@
             <w:tcW w:type="dxa" w:w="2160"/>
           </w:tcPr>
           <w:p>
+            <w:pPr>
+              <w:spacing w:line="360" w:lineRule="auto" w:before="0" w:after="0"/>
+              <w:ind w:firstLine="0"/>
+              <w:jc w:val="both"/>
+            </w:pPr>
             <w:r>
               <w:rPr>
-                <w:sz w:val="18"/>
+                <w:rFonts w:ascii="Times New Roman" w:hAnsi="Times New Roman" w:eastAsia="Times New Roman" w:cs="Times New Roman"/>
+                <w:b w:val="0"/>
+                <w:sz w:val="22"/>
               </w:rPr>
               <w:t>операции</w:t>
             </w:r>
@@ -919,9 +1378,16 @@
             <w:tcW w:type="dxa" w:w="2160"/>
           </w:tcPr>
           <w:p>
+            <w:pPr>
+              <w:spacing w:line="360" w:lineRule="auto" w:before="0" w:after="0"/>
+              <w:ind w:firstLine="0"/>
+              <w:jc w:val="both"/>
+            </w:pPr>
             <w:r>
               <w:rPr>
-                <w:sz w:val="18"/>
+                <w:rFonts w:ascii="Times New Roman" w:hAnsi="Times New Roman" w:eastAsia="Times New Roman" w:cs="Times New Roman"/>
+                <w:b w:val="0"/>
+                <w:sz w:val="22"/>
               </w:rPr>
               <w:t>PK, FK reader_id, FK copy_id, CHECK returned_at</w:t>
             </w:r>
@@ -932,9 +1398,16 @@
             <w:tcW w:type="dxa" w:w="2160"/>
           </w:tcPr>
           <w:p>
+            <w:pPr>
+              <w:spacing w:line="360" w:lineRule="auto" w:before="0" w:after="0"/>
+              <w:ind w:firstLine="0"/>
+              <w:jc w:val="both"/>
+            </w:pPr>
             <w:r>
               <w:rPr>
-                <w:sz w:val="18"/>
+                <w:rFonts w:ascii="Times New Roman" w:hAnsi="Times New Roman" w:eastAsia="Times New Roman" w:cs="Times New Roman"/>
+                <w:b w:val="0"/>
+                <w:sz w:val="22"/>
               </w:rPr>
               <w:t>reader_id, copy_id</w:t>
             </w:r>
@@ -947,9 +1420,16 @@
             <w:tcW w:type="dxa" w:w="2160"/>
           </w:tcPr>
           <w:p>
+            <w:pPr>
+              <w:spacing w:line="360" w:lineRule="auto" w:before="0" w:after="0"/>
+              <w:ind w:firstLine="0"/>
+              <w:jc w:val="both"/>
+            </w:pPr>
             <w:r>
               <w:rPr>
-                <w:sz w:val="18"/>
+                <w:rFonts w:ascii="Times New Roman" w:hAnsi="Times New Roman" w:eastAsia="Times New Roman" w:cs="Times New Roman"/>
+                <w:b w:val="0"/>
+                <w:sz w:val="22"/>
               </w:rPr>
               <w:t>fines</w:t>
             </w:r>
@@ -960,9 +1440,16 @@
             <w:tcW w:type="dxa" w:w="2160"/>
           </w:tcPr>
           <w:p>
+            <w:pPr>
+              <w:spacing w:line="360" w:lineRule="auto" w:before="0" w:after="0"/>
+              <w:ind w:firstLine="0"/>
+              <w:jc w:val="both"/>
+            </w:pPr>
             <w:r>
               <w:rPr>
-                <w:sz w:val="18"/>
+                <w:rFonts w:ascii="Times New Roman" w:hAnsi="Times New Roman" w:eastAsia="Times New Roman" w:cs="Times New Roman"/>
+                <w:b w:val="0"/>
+                <w:sz w:val="22"/>
               </w:rPr>
               <w:t>операции</w:t>
             </w:r>
@@ -973,9 +1460,16 @@
             <w:tcW w:type="dxa" w:w="2160"/>
           </w:tcPr>
           <w:p>
+            <w:pPr>
+              <w:spacing w:line="360" w:lineRule="auto" w:before="0" w:after="0"/>
+              <w:ind w:firstLine="0"/>
+              <w:jc w:val="both"/>
+            </w:pPr>
             <w:r>
               <w:rPr>
-                <w:sz w:val="18"/>
+                <w:rFonts w:ascii="Times New Roman" w:hAnsi="Times New Roman" w:eastAsia="Times New Roman" w:cs="Times New Roman"/>
+                <w:b w:val="0"/>
+                <w:sz w:val="22"/>
               </w:rPr>
               <w:t>PK, FK loan_id, CHECK amount</w:t>
             </w:r>
@@ -986,9 +1480,16 @@
             <w:tcW w:type="dxa" w:w="2160"/>
           </w:tcPr>
           <w:p>
+            <w:pPr>
+              <w:spacing w:line="360" w:lineRule="auto" w:before="0" w:after="0"/>
+              <w:ind w:firstLine="0"/>
+              <w:jc w:val="both"/>
+            </w:pPr>
             <w:r>
               <w:rPr>
-                <w:sz w:val="18"/>
+                <w:rFonts w:ascii="Times New Roman" w:hAnsi="Times New Roman" w:eastAsia="Times New Roman" w:cs="Times New Roman"/>
+                <w:b w:val="0"/>
+                <w:sz w:val="22"/>
               </w:rPr>
               <w:t>loan_id</w:t>
             </w:r>
@@ -998,10 +1499,16 @@
     </w:tbl>
     <w:p/>
     <w:p>
+      <w:pPr>
+        <w:spacing w:line="360" w:lineRule="auto" w:before="0" w:after="0"/>
+        <w:ind w:firstLine="709"/>
+        <w:jc w:val="both"/>
+      </w:pPr>
       <w:r>
         <w:rPr>
+          <w:rFonts w:ascii="Times New Roman" w:hAnsi="Times New Roman" w:eastAsia="Times New Roman" w:cs="Times New Roman"/>
           <w:b/>
-          <w:sz w:val="24"/>
+          <w:sz w:val="28"/>
         </w:rPr>
         <w:t>Проверки ограничений</w:t>
       </w:r>
@@ -1010,6 +1517,7 @@
       <w:tblPr>
         <w:tblStyle w:val="TableGrid"/>
         <w:tblW w:type="auto" w:w="0"/>
+        <w:tblLayout w:type="autofit"/>
         <w:tblLook w:firstColumn="1" w:firstRow="1" w:lastColumn="0" w:lastRow="0" w:noHBand="0" w:noVBand="1" w:val="04A0"/>
       </w:tblPr>
       <w:tblGrid>
@@ -1024,9 +1532,16 @@
             <w:tcW w:type="dxa" w:w="2160"/>
           </w:tcPr>
           <w:p>
+            <w:pPr>
+              <w:spacing w:line="360" w:lineRule="auto" w:before="0" w:after="0"/>
+              <w:ind w:firstLine="0"/>
+              <w:jc w:val="center"/>
+            </w:pPr>
             <w:r>
               <w:rPr>
-                <w:sz w:val="18"/>
+                <w:rFonts w:ascii="Times New Roman" w:hAnsi="Times New Roman" w:eastAsia="Times New Roman" w:cs="Times New Roman"/>
+                <w:b/>
+                <w:sz w:val="22"/>
               </w:rPr>
               <w:t>Проверка</w:t>
             </w:r>
@@ -1037,9 +1552,16 @@
             <w:tcW w:type="dxa" w:w="2160"/>
           </w:tcPr>
           <w:p>
+            <w:pPr>
+              <w:spacing w:line="360" w:lineRule="auto" w:before="0" w:after="0"/>
+              <w:ind w:firstLine="0"/>
+              <w:jc w:val="center"/>
+            </w:pPr>
             <w:r>
               <w:rPr>
-                <w:sz w:val="18"/>
+                <w:rFonts w:ascii="Times New Roman" w:hAnsi="Times New Roman" w:eastAsia="Times New Roman" w:cs="Times New Roman"/>
+                <w:b/>
+                <w:sz w:val="22"/>
               </w:rPr>
               <w:t>Действие</w:t>
             </w:r>
@@ -1050,9 +1572,16 @@
             <w:tcW w:type="dxa" w:w="2160"/>
           </w:tcPr>
           <w:p>
+            <w:pPr>
+              <w:spacing w:line="360" w:lineRule="auto" w:before="0" w:after="0"/>
+              <w:ind w:firstLine="0"/>
+              <w:jc w:val="center"/>
+            </w:pPr>
             <w:r>
               <w:rPr>
-                <w:sz w:val="18"/>
+                <w:rFonts w:ascii="Times New Roman" w:hAnsi="Times New Roman" w:eastAsia="Times New Roman" w:cs="Times New Roman"/>
+                <w:b/>
+                <w:sz w:val="22"/>
               </w:rPr>
               <w:t>Ожидаемый результат</w:t>
             </w:r>
@@ -1063,9 +1592,16 @@
             <w:tcW w:type="dxa" w:w="2160"/>
           </w:tcPr>
           <w:p>
+            <w:pPr>
+              <w:spacing w:line="360" w:lineRule="auto" w:before="0" w:after="0"/>
+              <w:ind w:firstLine="0"/>
+              <w:jc w:val="center"/>
+            </w:pPr>
             <w:r>
               <w:rPr>
-                <w:sz w:val="18"/>
+                <w:rFonts w:ascii="Times New Roman" w:hAnsi="Times New Roman" w:eastAsia="Times New Roman" w:cs="Times New Roman"/>
+                <w:b/>
+                <w:sz w:val="22"/>
               </w:rPr>
               <w:t>Факт</w:t>
             </w:r>
@@ -1078,9 +1614,16 @@
             <w:tcW w:type="dxa" w:w="2160"/>
           </w:tcPr>
           <w:p>
+            <w:pPr>
+              <w:spacing w:line="360" w:lineRule="auto" w:before="0" w:after="0"/>
+              <w:ind w:firstLine="0"/>
+              <w:jc w:val="both"/>
+            </w:pPr>
             <w:r>
               <w:rPr>
-                <w:sz w:val="18"/>
+                <w:rFonts w:ascii="Times New Roman" w:hAnsi="Times New Roman" w:eastAsia="Times New Roman" w:cs="Times New Roman"/>
+                <w:b w:val="0"/>
+                <w:sz w:val="22"/>
               </w:rPr>
               <w:t>Повтор email</w:t>
             </w:r>
@@ -1091,9 +1634,16 @@
             <w:tcW w:type="dxa" w:w="2160"/>
           </w:tcPr>
           <w:p>
+            <w:pPr>
+              <w:spacing w:line="360" w:lineRule="auto" w:before="0" w:after="0"/>
+              <w:ind w:firstLine="0"/>
+              <w:jc w:val="both"/>
+            </w:pPr>
             <w:r>
               <w:rPr>
-                <w:sz w:val="18"/>
+                <w:rFonts w:ascii="Times New Roman" w:hAnsi="Times New Roman" w:eastAsia="Times New Roman" w:cs="Times New Roman"/>
+                <w:b w:val="0"/>
+                <w:sz w:val="22"/>
               </w:rPr>
               <w:t>INSERT reader с тем же email</w:t>
             </w:r>
@@ -1104,9 +1654,16 @@
             <w:tcW w:type="dxa" w:w="2160"/>
           </w:tcPr>
           <w:p>
+            <w:pPr>
+              <w:spacing w:line="360" w:lineRule="auto" w:before="0" w:after="0"/>
+              <w:ind w:firstLine="0"/>
+              <w:jc w:val="both"/>
+            </w:pPr>
             <w:r>
               <w:rPr>
-                <w:sz w:val="18"/>
+                <w:rFonts w:ascii="Times New Roman" w:hAnsi="Times New Roman" w:eastAsia="Times New Roman" w:cs="Times New Roman"/>
+                <w:b w:val="0"/>
+                <w:sz w:val="22"/>
               </w:rPr>
               <w:t>UNIQUE отклоняет</w:t>
             </w:r>
@@ -1116,7 +1673,13 @@
           <w:tcPr>
             <w:tcW w:type="dxa" w:w="2160"/>
           </w:tcPr>
-          <w:p/>
+          <w:p>
+            <w:pPr>
+              <w:spacing w:line="360" w:lineRule="auto" w:before="0" w:after="0"/>
+              <w:ind w:firstLine="0"/>
+              <w:jc w:val="both"/>
+            </w:pPr>
+          </w:p>
         </w:tc>
       </w:tr>
       <w:tr>
@@ -1125,9 +1688,16 @@
             <w:tcW w:type="dxa" w:w="2160"/>
           </w:tcPr>
           <w:p>
+            <w:pPr>
+              <w:spacing w:line="360" w:lineRule="auto" w:before="0" w:after="0"/>
+              <w:ind w:firstLine="0"/>
+              <w:jc w:val="both"/>
+            </w:pPr>
             <w:r>
               <w:rPr>
-                <w:sz w:val="18"/>
+                <w:rFonts w:ascii="Times New Roman" w:hAnsi="Times New Roman" w:eastAsia="Times New Roman" w:cs="Times New Roman"/>
+                <w:b w:val="0"/>
+                <w:sz w:val="22"/>
               </w:rPr>
               <w:t>Несуществующая книга</w:t>
             </w:r>
@@ -1138,9 +1708,16 @@
             <w:tcW w:type="dxa" w:w="2160"/>
           </w:tcPr>
           <w:p>
+            <w:pPr>
+              <w:spacing w:line="360" w:lineRule="auto" w:before="0" w:after="0"/>
+              <w:ind w:firstLine="0"/>
+              <w:jc w:val="both"/>
+            </w:pPr>
             <w:r>
               <w:rPr>
-                <w:sz w:val="18"/>
+                <w:rFonts w:ascii="Times New Roman" w:hAnsi="Times New Roman" w:eastAsia="Times New Roman" w:cs="Times New Roman"/>
+                <w:b w:val="0"/>
+                <w:sz w:val="22"/>
               </w:rPr>
               <w:t>INSERT copy с book_id 999</w:t>
             </w:r>
@@ -1151,9 +1728,16 @@
             <w:tcW w:type="dxa" w:w="2160"/>
           </w:tcPr>
           <w:p>
+            <w:pPr>
+              <w:spacing w:line="360" w:lineRule="auto" w:before="0" w:after="0"/>
+              <w:ind w:firstLine="0"/>
+              <w:jc w:val="both"/>
+            </w:pPr>
             <w:r>
               <w:rPr>
-                <w:sz w:val="18"/>
+                <w:rFonts w:ascii="Times New Roman" w:hAnsi="Times New Roman" w:eastAsia="Times New Roman" w:cs="Times New Roman"/>
+                <w:b w:val="0"/>
+                <w:sz w:val="22"/>
               </w:rPr>
               <w:t>FOREIGN KEY отклоняет</w:t>
             </w:r>
@@ -1163,7 +1747,13 @@
           <w:tcPr>
             <w:tcW w:type="dxa" w:w="2160"/>
           </w:tcPr>
-          <w:p/>
+          <w:p>
+            <w:pPr>
+              <w:spacing w:line="360" w:lineRule="auto" w:before="0" w:after="0"/>
+              <w:ind w:firstLine="0"/>
+              <w:jc w:val="both"/>
+            </w:pPr>
+          </w:p>
         </w:tc>
       </w:tr>
       <w:tr>
@@ -1172,9 +1762,16 @@
             <w:tcW w:type="dxa" w:w="2160"/>
           </w:tcPr>
           <w:p>
+            <w:pPr>
+              <w:spacing w:line="360" w:lineRule="auto" w:before="0" w:after="0"/>
+              <w:ind w:firstLine="0"/>
+              <w:jc w:val="both"/>
+            </w:pPr>
             <w:r>
               <w:rPr>
-                <w:sz w:val="18"/>
+                <w:rFonts w:ascii="Times New Roman" w:hAnsi="Times New Roman" w:eastAsia="Times New Roman" w:cs="Times New Roman"/>
+                <w:b w:val="0"/>
+                <w:sz w:val="22"/>
               </w:rPr>
               <w:t>Отрицательный штраф</w:t>
             </w:r>
@@ -1185,9 +1782,16 @@
             <w:tcW w:type="dxa" w:w="2160"/>
           </w:tcPr>
           <w:p>
+            <w:pPr>
+              <w:spacing w:line="360" w:lineRule="auto" w:before="0" w:after="0"/>
+              <w:ind w:firstLine="0"/>
+              <w:jc w:val="both"/>
+            </w:pPr>
             <w:r>
               <w:rPr>
-                <w:sz w:val="18"/>
+                <w:rFonts w:ascii="Times New Roman" w:hAnsi="Times New Roman" w:eastAsia="Times New Roman" w:cs="Times New Roman"/>
+                <w:b w:val="0"/>
+                <w:sz w:val="22"/>
               </w:rPr>
               <w:t>INSERT fine с amount -1</w:t>
             </w:r>
@@ -1198,9 +1802,16 @@
             <w:tcW w:type="dxa" w:w="2160"/>
           </w:tcPr>
           <w:p>
+            <w:pPr>
+              <w:spacing w:line="360" w:lineRule="auto" w:before="0" w:after="0"/>
+              <w:ind w:firstLine="0"/>
+              <w:jc w:val="both"/>
+            </w:pPr>
             <w:r>
               <w:rPr>
-                <w:sz w:val="18"/>
+                <w:rFonts w:ascii="Times New Roman" w:hAnsi="Times New Roman" w:eastAsia="Times New Roman" w:cs="Times New Roman"/>
+                <w:b w:val="0"/>
+                <w:sz w:val="22"/>
               </w:rPr>
               <w:t>CHECK отклоняет</w:t>
             </w:r>
@@ -1210,7 +1821,13 @@
           <w:tcPr>
             <w:tcW w:type="dxa" w:w="2160"/>
           </w:tcPr>
-          <w:p/>
+          <w:p>
+            <w:pPr>
+              <w:spacing w:line="360" w:lineRule="auto" w:before="0" w:after="0"/>
+              <w:ind w:firstLine="0"/>
+              <w:jc w:val="both"/>
+            </w:pPr>
+          </w:p>
         </w:tc>
       </w:tr>
       <w:tr>
@@ -1219,9 +1836,16 @@
             <w:tcW w:type="dxa" w:w="2160"/>
           </w:tcPr>
           <w:p>
+            <w:pPr>
+              <w:spacing w:line="360" w:lineRule="auto" w:before="0" w:after="0"/>
+              <w:ind w:firstLine="0"/>
+              <w:jc w:val="both"/>
+            </w:pPr>
             <w:r>
               <w:rPr>
-                <w:sz w:val="18"/>
+                <w:rFonts w:ascii="Times New Roman" w:hAnsi="Times New Roman" w:eastAsia="Times New Roman" w:cs="Times New Roman"/>
+                <w:b w:val="0"/>
+                <w:sz w:val="22"/>
               </w:rPr>
               <w:t>Повтор выдачи</w:t>
             </w:r>
@@ -1232,9 +1856,16 @@
             <w:tcW w:type="dxa" w:w="2160"/>
           </w:tcPr>
           <w:p>
+            <w:pPr>
+              <w:spacing w:line="360" w:lineRule="auto" w:before="0" w:after="0"/>
+              <w:ind w:firstLine="0"/>
+              <w:jc w:val="both"/>
+            </w:pPr>
             <w:r>
               <w:rPr>
-                <w:sz w:val="18"/>
+                <w:rFonts w:ascii="Times New Roman" w:hAnsi="Times New Roman" w:eastAsia="Times New Roman" w:cs="Times New Roman"/>
+                <w:b w:val="0"/>
+                <w:sz w:val="22"/>
               </w:rPr>
               <w:t>INSERT loan с тем же copy_id и returned_at IS NULL</w:t>
             </w:r>
@@ -1245,9 +1876,16 @@
             <w:tcW w:type="dxa" w:w="2160"/>
           </w:tcPr>
           <w:p>
+            <w:pPr>
+              <w:spacing w:line="360" w:lineRule="auto" w:before="0" w:after="0"/>
+              <w:ind w:firstLine="0"/>
+              <w:jc w:val="both"/>
+            </w:pPr>
             <w:r>
               <w:rPr>
-                <w:sz w:val="18"/>
+                <w:rFonts w:ascii="Times New Roman" w:hAnsi="Times New Roman" w:eastAsia="Times New Roman" w:cs="Times New Roman"/>
+                <w:b w:val="0"/>
+                <w:sz w:val="22"/>
               </w:rPr>
               <w:t>частичный UNIQUE отклоняет</w:t>
             </w:r>
@@ -1257,7 +1895,13 @@
           <w:tcPr>
             <w:tcW w:type="dxa" w:w="2160"/>
           </w:tcPr>
-          <w:p/>
+          <w:p>
+            <w:pPr>
+              <w:spacing w:line="360" w:lineRule="auto" w:before="0" w:after="0"/>
+              <w:ind w:firstLine="0"/>
+              <w:jc w:val="both"/>
+            </w:pPr>
+          </w:p>
         </w:tc>
       </w:tr>
       <w:tr>
@@ -1266,9 +1910,16 @@
             <w:tcW w:type="dxa" w:w="2160"/>
           </w:tcPr>
           <w:p>
+            <w:pPr>
+              <w:spacing w:line="360" w:lineRule="auto" w:before="0" w:after="0"/>
+              <w:ind w:firstLine="0"/>
+              <w:jc w:val="both"/>
+            </w:pPr>
             <w:r>
               <w:rPr>
-                <w:sz w:val="18"/>
+                <w:rFonts w:ascii="Times New Roman" w:hAnsi="Times New Roman" w:eastAsia="Times New Roman" w:cs="Times New Roman"/>
+                <w:b w:val="0"/>
+                <w:sz w:val="22"/>
               </w:rPr>
               <w:t>Удаление книги</w:t>
             </w:r>
@@ -1279,9 +1930,16 @@
             <w:tcW w:type="dxa" w:w="2160"/>
           </w:tcPr>
           <w:p>
+            <w:pPr>
+              <w:spacing w:line="360" w:lineRule="auto" w:before="0" w:after="0"/>
+              <w:ind w:firstLine="0"/>
+              <w:jc w:val="both"/>
+            </w:pPr>
             <w:r>
               <w:rPr>
-                <w:sz w:val="18"/>
+                <w:rFonts w:ascii="Times New Roman" w:hAnsi="Times New Roman" w:eastAsia="Times New Roman" w:cs="Times New Roman"/>
+                <w:b w:val="0"/>
+                <w:sz w:val="22"/>
               </w:rPr>
               <w:t>DELETE book с экземплярами</w:t>
             </w:r>
@@ -1292,9 +1950,16 @@
             <w:tcW w:type="dxa" w:w="2160"/>
           </w:tcPr>
           <w:p>
+            <w:pPr>
+              <w:spacing w:line="360" w:lineRule="auto" w:before="0" w:after="0"/>
+              <w:ind w:firstLine="0"/>
+              <w:jc w:val="both"/>
+            </w:pPr>
             <w:r>
               <w:rPr>
-                <w:sz w:val="18"/>
+                <w:rFonts w:ascii="Times New Roman" w:hAnsi="Times New Roman" w:eastAsia="Times New Roman" w:cs="Times New Roman"/>
+                <w:b w:val="0"/>
+                <w:sz w:val="22"/>
               </w:rPr>
               <w:t>RESTRICT отклоняет</w:t>
             </w:r>
@@ -1304,59 +1969,89 @@
           <w:tcPr>
             <w:tcW w:type="dxa" w:w="2160"/>
           </w:tcPr>
-          <w:p/>
+          <w:p>
+            <w:pPr>
+              <w:spacing w:line="360" w:lineRule="auto" w:before="0" w:after="0"/>
+              <w:ind w:firstLine="0"/>
+              <w:jc w:val="both"/>
+            </w:pPr>
+          </w:p>
         </w:tc>
       </w:tr>
     </w:tbl>
     <w:p/>
     <w:p>
+      <w:pPr>
+        <w:spacing w:line="360" w:lineRule="auto" w:before="0" w:after="0"/>
+        <w:ind w:firstLine="709"/>
+        <w:jc w:val="both"/>
+      </w:pPr>
       <w:r>
         <w:rPr>
+          <w:rFonts w:ascii="Times New Roman" w:hAnsi="Times New Roman" w:eastAsia="Times New Roman" w:cs="Times New Roman"/>
           <w:b/>
-          <w:sz w:val="24"/>
+          <w:sz w:val="28"/>
         </w:rPr>
         <w:t>SQL-схема</w:t>
       </w:r>
     </w:p>
     <w:p>
+      <w:pPr>
+        <w:spacing w:line="360" w:lineRule="auto" w:before="0" w:after="0"/>
+        <w:ind w:firstLine="709"/>
+        <w:jc w:val="both"/>
+      </w:pPr>
       <w:r>
         <w:rPr>
+          <w:rFonts w:ascii="Times New Roman" w:hAnsi="Times New Roman" w:eastAsia="Times New Roman" w:cs="Times New Roman"/>
           <w:b w:val="0"/>
-          <w:sz w:val="24"/>
+          <w:sz w:val="28"/>
         </w:rPr>
         <w:t>Приложите скрипт создания таблиц и вставки тестовых строк. Включите PRAGMA foreign_keys = ON.</w:t>
       </w:r>
     </w:p>
     <w:p>
       <w:pPr>
+        <w:spacing w:line="360" w:lineRule="auto" w:before="0" w:after="0"/>
+        <w:ind w:firstLine="0"/>
         <w:jc w:val="center"/>
       </w:pPr>
       <w:r>
         <w:rPr>
+          <w:rFonts w:ascii="Times New Roman" w:hAnsi="Times New Roman" w:eastAsia="Times New Roman" w:cs="Times New Roman"/>
           <w:i/>
-          <w:sz w:val="22"/>
+          <w:sz w:val="28"/>
         </w:rPr>
         <w:t>[ Место для скриншота: список таблиц и .schema ]</w:t>
       </w:r>
     </w:p>
     <w:p/>
     <w:p>
+      <w:pPr>
+        <w:spacing w:line="360" w:lineRule="auto" w:before="0" w:after="0"/>
+        <w:ind w:firstLine="709"/>
+        <w:jc w:val="both"/>
+      </w:pPr>
       <w:r>
         <w:rPr>
+          <w:rFonts w:ascii="Times New Roman" w:hAnsi="Times New Roman" w:eastAsia="Times New Roman" w:cs="Times New Roman"/>
           <w:b/>
-          <w:sz w:val="24"/>
+          <w:sz w:val="28"/>
         </w:rPr>
         <w:t>Скриншоты выполнения работы</w:t>
       </w:r>
     </w:p>
     <w:p>
       <w:pPr>
+        <w:spacing w:line="360" w:lineRule="auto" w:before="0" w:after="0"/>
+        <w:ind w:firstLine="0"/>
         <w:jc w:val="center"/>
       </w:pPr>
       <w:r>
         <w:rPr>
+          <w:rFonts w:ascii="Times New Roman" w:hAnsi="Times New Roman" w:eastAsia="Times New Roman" w:cs="Times New Roman"/>
           <w:i/>
-          <w:sz w:val="22"/>
+          <w:sz w:val="28"/>
         </w:rPr>
         <w:t>[ Место для скриншота: ER-диаграмма с ключами и кардинальностью ]</w:t>
       </w:r>
@@ -1364,12 +2059,15 @@
     <w:p/>
     <w:p>
       <w:pPr>
+        <w:spacing w:line="360" w:lineRule="auto" w:before="0" w:after="0"/>
+        <w:ind w:firstLine="0"/>
         <w:jc w:val="center"/>
       </w:pPr>
       <w:r>
         <w:rPr>
+          <w:rFonts w:ascii="Times New Roman" w:hAnsi="Times New Roman" w:eastAsia="Times New Roman" w:cs="Times New Roman"/>
           <w:i/>
-          <w:sz w:val="22"/>
+          <w:sz w:val="28"/>
         </w:rPr>
         <w:t>[ Место для скриншота: схема SQLite после выполнения скрипта ]</w:t>
       </w:r>
@@ -1377,12 +2075,15 @@
     <w:p/>
     <w:p>
       <w:pPr>
+        <w:spacing w:line="360" w:lineRule="auto" w:before="0" w:after="0"/>
+        <w:ind w:firstLine="0"/>
         <w:jc w:val="center"/>
       </w:pPr>
       <w:r>
         <w:rPr>
+          <w:rFonts w:ascii="Times New Roman" w:hAnsi="Times New Roman" w:eastAsia="Times New Roman" w:cs="Times New Roman"/>
           <w:i/>
-          <w:sz w:val="22"/>
+          <w:sz w:val="28"/>
         </w:rPr>
         <w:t>[ Место для скриншота: ошибка UNIQUE при повторном email ]</w:t>
       </w:r>
@@ -1390,12 +2091,15 @@
     <w:p/>
     <w:p>
       <w:pPr>
+        <w:spacing w:line="360" w:lineRule="auto" w:before="0" w:after="0"/>
+        <w:ind w:firstLine="0"/>
         <w:jc w:val="center"/>
       </w:pPr>
       <w:r>
         <w:rPr>
+          <w:rFonts w:ascii="Times New Roman" w:hAnsi="Times New Roman" w:eastAsia="Times New Roman" w:cs="Times New Roman"/>
           <w:i/>
-          <w:sz w:val="22"/>
+          <w:sz w:val="28"/>
         </w:rPr>
         <w:t>[ Место для скриншота: ошибка FOREIGN KEY при несуществующей книге ]</w:t>
       </w:r>
@@ -1403,84 +2107,132 @@
     <w:p/>
     <w:p>
       <w:pPr>
+        <w:spacing w:line="360" w:lineRule="auto" w:before="0" w:after="0"/>
+        <w:ind w:firstLine="0"/>
         <w:jc w:val="center"/>
       </w:pPr>
       <w:r>
         <w:rPr>
+          <w:rFonts w:ascii="Times New Roman" w:hAnsi="Times New Roman" w:eastAsia="Times New Roman" w:cs="Times New Roman"/>
           <w:i/>
-          <w:sz w:val="22"/>
+          <w:sz w:val="28"/>
         </w:rPr>
         <w:t>[ Место для скриншота: результат запроса с соединением таблиц ]</w:t>
       </w:r>
     </w:p>
     <w:p/>
     <w:p>
+      <w:pPr>
+        <w:pStyle w:val="Heading1"/>
+        <w:keepNext/>
+        <w:keepLines/>
+        <w:spacing w:line="240" w:lineRule="auto" w:before="240" w:after="0"/>
+        <w:ind w:firstLine="0" w:left="0"/>
+        <w:jc w:val="both"/>
+      </w:pPr>
       <w:r>
         <w:rPr>
-          <w:b/>
-          <w:sz w:val="24"/>
+          <w:rFonts w:ascii="Times New Roman" w:hAnsi="Times New Roman" w:eastAsia="Times New Roman" w:cs="Times New Roman"/>
+          <w:b w:val="0"/>
+          <w:sz w:val="28"/>
         </w:rPr>
         <w:t>Вывод</w:t>
       </w:r>
     </w:p>
     <w:p>
+      <w:pPr>
+        <w:spacing w:line="360" w:lineRule="auto" w:before="0" w:after="0"/>
+        <w:ind w:firstLine="709"/>
+        <w:jc w:val="both"/>
+      </w:pPr>
       <w:r>
         <w:rPr>
+          <w:rFonts w:ascii="Times New Roman" w:hAnsi="Times New Roman" w:eastAsia="Times New Roman" w:cs="Times New Roman"/>
           <w:b w:val="0"/>
-          <w:sz w:val="24"/>
+          <w:sz w:val="28"/>
         </w:rPr>
         <w:t>Почему выдача хранится отдельно от читателя и экземпляра? Где в схеме появился бы дубликат, если хранить название книги в каждой выдаче?</w:t>
       </w:r>
     </w:p>
     <w:p>
+      <w:pPr>
+        <w:spacing w:line="360" w:lineRule="auto" w:before="0" w:after="0"/>
+        <w:ind w:firstLine="709"/>
+        <w:jc w:val="both"/>
+      </w:pPr>
       <w:r>
         <w:rPr>
+          <w:rFonts w:ascii="Times New Roman" w:hAnsi="Times New Roman" w:eastAsia="Times New Roman" w:cs="Times New Roman"/>
           <w:b w:val="0"/>
-          <w:sz w:val="24"/>
+          <w:sz w:val="28"/>
         </w:rPr>
         <w:t>________________________________________________________________________</w:t>
       </w:r>
     </w:p>
     <w:p>
+      <w:pPr>
+        <w:spacing w:line="360" w:lineRule="auto" w:before="0" w:after="0"/>
+        <w:ind w:firstLine="709"/>
+        <w:jc w:val="both"/>
+      </w:pPr>
       <w:r>
         <w:rPr>
+          <w:rFonts w:ascii="Times New Roman" w:hAnsi="Times New Roman" w:eastAsia="Times New Roman" w:cs="Times New Roman"/>
           <w:b w:val="0"/>
-          <w:sz w:val="24"/>
+          <w:sz w:val="28"/>
         </w:rPr>
         <w:t>________________________________________________________________________</w:t>
       </w:r>
     </w:p>
     <w:p>
+      <w:pPr>
+        <w:spacing w:line="360" w:lineRule="auto" w:before="0" w:after="0"/>
+        <w:ind w:firstLine="709"/>
+        <w:jc w:val="both"/>
+      </w:pPr>
       <w:r>
         <w:rPr>
+          <w:rFonts w:ascii="Times New Roman" w:hAnsi="Times New Roman" w:eastAsia="Times New Roman" w:cs="Times New Roman"/>
           <w:b w:val="0"/>
-          <w:sz w:val="24"/>
+          <w:sz w:val="28"/>
         </w:rPr>
         <w:t>________________________________________________________________________</w:t>
       </w:r>
     </w:p>
     <w:p>
+      <w:pPr>
+        <w:spacing w:line="360" w:lineRule="auto" w:before="0" w:after="0"/>
+        <w:ind w:firstLine="709"/>
+        <w:jc w:val="both"/>
+      </w:pPr>
       <w:r>
         <w:rPr>
+          <w:rFonts w:ascii="Times New Roman" w:hAnsi="Times New Roman" w:eastAsia="Times New Roman" w:cs="Times New Roman"/>
           <w:b w:val="0"/>
-          <w:sz w:val="24"/>
+          <w:sz w:val="28"/>
         </w:rPr>
         <w:t>________________________________________________________________________</w:t>
       </w:r>
     </w:p>
     <w:p>
+      <w:pPr>
+        <w:spacing w:line="360" w:lineRule="auto" w:before="0" w:after="0"/>
+        <w:ind w:firstLine="709"/>
+        <w:jc w:val="both"/>
+      </w:pPr>
       <w:r>
         <w:rPr>
+          <w:rFonts w:ascii="Times New Roman" w:hAnsi="Times New Roman" w:eastAsia="Times New Roman" w:cs="Times New Roman"/>
           <w:b w:val="0"/>
-          <w:sz w:val="24"/>
+          <w:sz w:val="28"/>
         </w:rPr>
         <w:t>________________________________________________________________________</w:t>
       </w:r>
     </w:p>
     <w:p/>
     <w:sectPr>
-      <w:pgSz w:w="12240" w:h="15840"/>
-      <w:pgMar w:top="1440" w:right="1800" w:bottom="1440" w:left="1800" w:header="720" w:footer="720" w:gutter="0"/>
+      <w:pgSz w:w="11906" w:h="16838"/>
+      <w:pgMar w:top="1134" w:right="850" w:bottom="1134" w:left="1701" w:header="720" w:footer="720" w:gutter="0"/>
       <w:cols w:space="720"/>
       <w:docGrid w:linePitch="360"/>
     </w:sectPr>
@@ -1851,9 +2603,14 @@
     <w:name w:val="Normal"/>
     <w:qFormat/>
     <w:rsid w:val="00FC693F"/>
+    <w:pPr>
+      <w:spacing w:line="360" w:lineRule="auto" w:before="0" w:after="0"/>
+      <w:ind w:firstLine="709"/>
+      <w:jc w:val="both"/>
+    </w:pPr>
     <w:rPr>
-      <w:rFonts w:ascii="Times New Roman" w:hAnsi="Times New Roman"/>
-      <w:sz w:val="24"/>
+      <w:rFonts w:ascii="Times New Roman" w:hAnsi="Times New Roman" w:eastAsia="Times New Roman" w:cs="Times New Roman"/>
+      <w:sz w:val="28"/>
     </w:rPr>
   </w:style>
   <w:style w:type="paragraph" w:styleId="Header">
@@ -1911,12 +2668,14 @@
     <w:pPr>
       <w:keepNext/>
       <w:keepLines/>
-      <w:spacing w:before="480" w:after="0"/>
+      <w:spacing w:before="240" w:after="0" w:line="240" w:lineRule="auto"/>
+      <w:ind w:firstLine="0" w:left="0"/>
+      <w:jc w:val="both"/>
       <w:outlineLvl w:val="0"/>
     </w:pPr>
     <w:rPr>
-      <w:rFonts w:asciiTheme="majorHAnsi" w:eastAsiaTheme="majorEastAsia" w:hAnsiTheme="majorHAnsi" w:cstheme="majorBidi"/>
-      <w:b/>
+      <w:rFonts w:asciiTheme="majorHAnsi" w:eastAsiaTheme="majorEastAsia" w:hAnsiTheme="majorHAnsi" w:cstheme="majorBidi" w:ascii="Times New Roman" w:hAnsi="Times New Roman" w:eastAsia="Times New Roman" w:cs="Times New Roman"/>
+      <w:b w:val="0"/>
       <w:bCs/>
       <w:color w:val="365F91" w:themeColor="accent1" w:themeShade="BF"/>
       <w:sz w:val="28"/>
@@ -1935,15 +2694,17 @@
     <w:pPr>
       <w:keepNext/>
       <w:keepLines/>
-      <w:spacing w:before="200" w:after="0"/>
+      <w:spacing w:before="40" w:after="0" w:line="240" w:lineRule="auto"/>
+      <w:ind w:firstLine="0" w:left="0"/>
+      <w:jc w:val="left"/>
       <w:outlineLvl w:val="1"/>
     </w:pPr>
     <w:rPr>
-      <w:rFonts w:asciiTheme="majorHAnsi" w:eastAsiaTheme="majorEastAsia" w:hAnsiTheme="majorHAnsi" w:cstheme="majorBidi"/>
+      <w:rFonts w:asciiTheme="majorHAnsi" w:eastAsiaTheme="majorEastAsia" w:hAnsiTheme="majorHAnsi" w:cstheme="majorBidi" w:ascii="Times New Roman" w:hAnsi="Times New Roman" w:eastAsia="Times New Roman" w:cs="Times New Roman"/>
       <w:b/>
       <w:bCs/>
       <w:color w:val="4F81BD" w:themeColor="accent1"/>
-      <w:sz w:val="26"/>
+      <w:sz w:val="28"/>
       <w:szCs w:val="26"/>
     </w:rPr>
   </w:style>
@@ -2273,9 +3034,14 @@
     <w:qFormat/>
     <w:rsid w:val="00FC693F"/>
     <w:pPr>
-      <w:ind w:left="720"/>
+      <w:spacing w:line="360" w:lineRule="auto" w:before="0" w:after="0"/>
+      <w:ind w:left="709" w:firstLine="0"/>
       <w:contextualSpacing/>
     </w:pPr>
+    <w:rPr>
+      <w:rFonts w:ascii="Times New Roman" w:hAnsi="Times New Roman" w:eastAsia="Times New Roman" w:cs="Times New Roman"/>
+      <w:sz w:val="28"/>
+    </w:rPr>
   </w:style>
   <w:style w:type="paragraph" w:styleId="BodyText">
     <w:name w:val="Body Text"/>

--- a/courses/4/uifis/reports/UIFIS_practice-12_report-template.docx
+++ b/courses/4/uifis/reports/UIFIS_practice-12_report-template.docx
@@ -12,6 +12,7 @@
         <w:rPr>
           <w:rFonts w:ascii="Times New Roman" w:hAnsi="Times New Roman" w:eastAsia="Times New Roman" w:cs="Times New Roman"/>
           <w:b/>
+          <w:color w:val="000000"/>
           <w:sz w:val="28"/>
         </w:rPr>
         <w:t>Устройство и функционирование информационной системы (МДК.06.03)</w:t>
@@ -27,6 +28,7 @@
         <w:rPr>
           <w:rFonts w:ascii="Times New Roman" w:hAnsi="Times New Roman" w:eastAsia="Times New Roman" w:cs="Times New Roman"/>
           <w:b/>
+          <w:color w:val="000000"/>
           <w:sz w:val="28"/>
         </w:rPr>
         <w:t>Отчёт по практической работе 12</w:t>
@@ -42,6 +44,7 @@
         <w:rPr>
           <w:rFonts w:ascii="Times New Roman" w:hAnsi="Times New Roman" w:eastAsia="Times New Roman" w:cs="Times New Roman"/>
           <w:b w:val="0"/>
+          <w:color w:val="000000"/>
           <w:sz w:val="28"/>
         </w:rPr>
         <w:t>Тема: Проектирование моделей данных ИС</w:t>
@@ -58,6 +61,7 @@
         <w:rPr>
           <w:rFonts w:ascii="Times New Roman" w:hAnsi="Times New Roman" w:eastAsia="Times New Roman" w:cs="Times New Roman"/>
           <w:b w:val="0"/>
+          <w:color w:val="000000"/>
           <w:sz w:val="28"/>
         </w:rPr>
         <w:t>ФИО студента: ______________________________________</w:t>
@@ -73,6 +77,7 @@
         <w:rPr>
           <w:rFonts w:ascii="Times New Roman" w:hAnsi="Times New Roman" w:eastAsia="Times New Roman" w:cs="Times New Roman"/>
           <w:b w:val="0"/>
+          <w:color w:val="000000"/>
           <w:sz w:val="28"/>
         </w:rPr>
         <w:t>Группа: ______________________  Дата: _______________</w:t>
@@ -84,14 +89,16 @@
         <w:pStyle w:val="Heading1"/>
         <w:keepNext/>
         <w:keepLines/>
+        <w:pageBreakBefore/>
         <w:spacing w:line="240" w:lineRule="auto" w:before="240" w:after="0"/>
-        <w:ind w:firstLine="0" w:left="0"/>
+        <w:ind w:left="0" w:firstLine="0"/>
         <w:jc w:val="both"/>
       </w:pPr>
       <w:r>
         <w:rPr>
           <w:rFonts w:ascii="Times New Roman" w:hAnsi="Times New Roman" w:eastAsia="Times New Roman" w:cs="Times New Roman"/>
           <w:b w:val="0"/>
+          <w:color w:val="000000"/>
           <w:sz w:val="28"/>
         </w:rPr>
         <w:t>Цель работы</w:t>
@@ -107,6 +114,7 @@
         <w:rPr>
           <w:rFonts w:ascii="Times New Roman" w:hAnsi="Times New Roman" w:eastAsia="Times New Roman" w:cs="Times New Roman"/>
           <w:b w:val="0"/>
+          <w:color w:val="000000"/>
           <w:sz w:val="28"/>
         </w:rPr>
         <w:t>Построить ER-модель учебной библиотеки, привести её к третьей нормальной форме, описать логическую и физическую модель, создать таблицы SQLite с ключами и ограничениями и проверить их на тестовых данных.</w:t>
@@ -119,13 +127,14 @@
         <w:keepNext/>
         <w:keepLines/>
         <w:spacing w:line="240" w:lineRule="auto" w:before="240" w:after="0"/>
-        <w:ind w:firstLine="0" w:left="0"/>
+        <w:ind w:left="0" w:firstLine="0"/>
         <w:jc w:val="both"/>
       </w:pPr>
       <w:r>
         <w:rPr>
           <w:rFonts w:ascii="Times New Roman" w:hAnsi="Times New Roman" w:eastAsia="Times New Roman" w:cs="Times New Roman"/>
           <w:b w:val="0"/>
+          <w:color w:val="000000"/>
           <w:sz w:val="28"/>
         </w:rPr>
         <w:t>Ход работы</w:t>
@@ -141,6 +150,7 @@
         <w:rPr>
           <w:rFonts w:ascii="Times New Roman" w:hAnsi="Times New Roman" w:eastAsia="Times New Roman" w:cs="Times New Roman"/>
           <w:b/>
+          <w:color w:val="000000"/>
           <w:sz w:val="28"/>
         </w:rPr>
         <w:t>Сущности и ключи</w:t>
@@ -174,6 +184,7 @@
               <w:rPr>
                 <w:rFonts w:ascii="Times New Roman" w:hAnsi="Times New Roman" w:eastAsia="Times New Roman" w:cs="Times New Roman"/>
                 <w:b/>
+                <w:color w:val="000000"/>
                 <w:sz w:val="22"/>
               </w:rPr>
               <w:t>Сущность</w:t>
@@ -194,6 +205,7 @@
               <w:rPr>
                 <w:rFonts w:ascii="Times New Roman" w:hAnsi="Times New Roman" w:eastAsia="Times New Roman" w:cs="Times New Roman"/>
                 <w:b/>
+                <w:color w:val="000000"/>
                 <w:sz w:val="22"/>
               </w:rPr>
               <w:t>Первичный ключ</w:t>
@@ -214,6 +226,7 @@
               <w:rPr>
                 <w:rFonts w:ascii="Times New Roman" w:hAnsi="Times New Roman" w:eastAsia="Times New Roman" w:cs="Times New Roman"/>
                 <w:b/>
+                <w:color w:val="000000"/>
                 <w:sz w:val="22"/>
               </w:rPr>
               <w:t>Атрибуты</w:t>
@@ -234,6 +247,7 @@
               <w:rPr>
                 <w:rFonts w:ascii="Times New Roman" w:hAnsi="Times New Roman" w:eastAsia="Times New Roman" w:cs="Times New Roman"/>
                 <w:b/>
+                <w:color w:val="000000"/>
                 <w:sz w:val="22"/>
               </w:rPr>
               <w:t>Связи</w:t>
@@ -256,6 +270,7 @@
               <w:rPr>
                 <w:rFonts w:ascii="Times New Roman" w:hAnsi="Times New Roman" w:eastAsia="Times New Roman" w:cs="Times New Roman"/>
                 <w:b w:val="0"/>
+                <w:color w:val="000000"/>
                 <w:sz w:val="22"/>
               </w:rPr>
               <w:t>Читатель</w:t>
@@ -276,6 +291,7 @@
               <w:rPr>
                 <w:rFonts w:ascii="Times New Roman" w:hAnsi="Times New Roman" w:eastAsia="Times New Roman" w:cs="Times New Roman"/>
                 <w:b w:val="0"/>
+                <w:color w:val="000000"/>
                 <w:sz w:val="22"/>
               </w:rPr>
               <w:t>reader_id</w:t>
@@ -296,6 +312,7 @@
               <w:rPr>
                 <w:rFonts w:ascii="Times New Roman" w:hAnsi="Times New Roman" w:eastAsia="Times New Roman" w:cs="Times New Roman"/>
                 <w:b w:val="0"/>
+                <w:color w:val="000000"/>
                 <w:sz w:val="22"/>
               </w:rPr>
               <w:t>full_name, email, status</w:t>
@@ -316,6 +333,7 @@
               <w:rPr>
                 <w:rFonts w:ascii="Times New Roman" w:hAnsi="Times New Roman" w:eastAsia="Times New Roman" w:cs="Times New Roman"/>
                 <w:b w:val="0"/>
+                <w:color w:val="000000"/>
                 <w:sz w:val="22"/>
               </w:rPr>
               <w:t>один ко многим с выдачей</w:t>
@@ -338,6 +356,7 @@
               <w:rPr>
                 <w:rFonts w:ascii="Times New Roman" w:hAnsi="Times New Roman" w:eastAsia="Times New Roman" w:cs="Times New Roman"/>
                 <w:b w:val="0"/>
+                <w:color w:val="000000"/>
                 <w:sz w:val="22"/>
               </w:rPr>
               <w:t>Книга</w:t>
@@ -358,6 +377,7 @@
               <w:rPr>
                 <w:rFonts w:ascii="Times New Roman" w:hAnsi="Times New Roman" w:eastAsia="Times New Roman" w:cs="Times New Roman"/>
                 <w:b w:val="0"/>
+                <w:color w:val="000000"/>
                 <w:sz w:val="22"/>
               </w:rPr>
               <w:t>book_id</w:t>
@@ -378,6 +398,7 @@
               <w:rPr>
                 <w:rFonts w:ascii="Times New Roman" w:hAnsi="Times New Roman" w:eastAsia="Times New Roman" w:cs="Times New Roman"/>
                 <w:b w:val="0"/>
+                <w:color w:val="000000"/>
                 <w:sz w:val="22"/>
               </w:rPr>
               <w:t>title, author, isbn</w:t>
@@ -398,6 +419,7 @@
               <w:rPr>
                 <w:rFonts w:ascii="Times New Roman" w:hAnsi="Times New Roman" w:eastAsia="Times New Roman" w:cs="Times New Roman"/>
                 <w:b w:val="0"/>
+                <w:color w:val="000000"/>
                 <w:sz w:val="22"/>
               </w:rPr>
               <w:t>один ко многим с экземпляром</w:t>
@@ -420,6 +442,7 @@
               <w:rPr>
                 <w:rFonts w:ascii="Times New Roman" w:hAnsi="Times New Roman" w:eastAsia="Times New Roman" w:cs="Times New Roman"/>
                 <w:b w:val="0"/>
+                <w:color w:val="000000"/>
                 <w:sz w:val="22"/>
               </w:rPr>
               <w:t>Экземпляр</w:t>
@@ -440,6 +463,7 @@
               <w:rPr>
                 <w:rFonts w:ascii="Times New Roman" w:hAnsi="Times New Roman" w:eastAsia="Times New Roman" w:cs="Times New Roman"/>
                 <w:b w:val="0"/>
+                <w:color w:val="000000"/>
                 <w:sz w:val="22"/>
               </w:rPr>
               <w:t>copy_id</w:t>
@@ -460,6 +484,7 @@
               <w:rPr>
                 <w:rFonts w:ascii="Times New Roman" w:hAnsi="Times New Roman" w:eastAsia="Times New Roman" w:cs="Times New Roman"/>
                 <w:b w:val="0"/>
+                <w:color w:val="000000"/>
                 <w:sz w:val="22"/>
               </w:rPr>
               <w:t>book_id, inventory_no, state</w:t>
@@ -480,6 +505,7 @@
               <w:rPr>
                 <w:rFonts w:ascii="Times New Roman" w:hAnsi="Times New Roman" w:eastAsia="Times New Roman" w:cs="Times New Roman"/>
                 <w:b w:val="0"/>
+                <w:color w:val="000000"/>
                 <w:sz w:val="22"/>
               </w:rPr>
               <w:t>многие к одной книге</w:t>
@@ -502,6 +528,7 @@
               <w:rPr>
                 <w:rFonts w:ascii="Times New Roman" w:hAnsi="Times New Roman" w:eastAsia="Times New Roman" w:cs="Times New Roman"/>
                 <w:b w:val="0"/>
+                <w:color w:val="000000"/>
                 <w:sz w:val="22"/>
               </w:rPr>
               <w:t>Выдача</w:t>
@@ -522,6 +549,7 @@
               <w:rPr>
                 <w:rFonts w:ascii="Times New Roman" w:hAnsi="Times New Roman" w:eastAsia="Times New Roman" w:cs="Times New Roman"/>
                 <w:b w:val="0"/>
+                <w:color w:val="000000"/>
                 <w:sz w:val="22"/>
               </w:rPr>
               <w:t>loan_id</w:t>
@@ -542,6 +570,7 @@
               <w:rPr>
                 <w:rFonts w:ascii="Times New Roman" w:hAnsi="Times New Roman" w:eastAsia="Times New Roman" w:cs="Times New Roman"/>
                 <w:b w:val="0"/>
+                <w:color w:val="000000"/>
                 <w:sz w:val="22"/>
               </w:rPr>
               <w:t>reader_id, copy_id, issued_at, returned_at</w:t>
@@ -562,6 +591,7 @@
               <w:rPr>
                 <w:rFonts w:ascii="Times New Roman" w:hAnsi="Times New Roman" w:eastAsia="Times New Roman" w:cs="Times New Roman"/>
                 <w:b w:val="0"/>
+                <w:color w:val="000000"/>
                 <w:sz w:val="22"/>
               </w:rPr>
               <w:t>многие к читателю и экземпляру</w:t>
@@ -584,6 +614,7 @@
               <w:rPr>
                 <w:rFonts w:ascii="Times New Roman" w:hAnsi="Times New Roman" w:eastAsia="Times New Roman" w:cs="Times New Roman"/>
                 <w:b w:val="0"/>
+                <w:color w:val="000000"/>
                 <w:sz w:val="22"/>
               </w:rPr>
               <w:t>Штраф</w:t>
@@ -604,6 +635,7 @@
               <w:rPr>
                 <w:rFonts w:ascii="Times New Roman" w:hAnsi="Times New Roman" w:eastAsia="Times New Roman" w:cs="Times New Roman"/>
                 <w:b w:val="0"/>
+                <w:color w:val="000000"/>
                 <w:sz w:val="22"/>
               </w:rPr>
               <w:t>fine_id</w:t>
@@ -624,6 +656,7 @@
               <w:rPr>
                 <w:rFonts w:ascii="Times New Roman" w:hAnsi="Times New Roman" w:eastAsia="Times New Roman" w:cs="Times New Roman"/>
                 <w:b w:val="0"/>
+                <w:color w:val="000000"/>
                 <w:sz w:val="22"/>
               </w:rPr>
               <w:t>loan_id, amount, paid_at</w:t>
@@ -644,6 +677,7 @@
               <w:rPr>
                 <w:rFonts w:ascii="Times New Roman" w:hAnsi="Times New Roman" w:eastAsia="Times New Roman" w:cs="Times New Roman"/>
                 <w:b w:val="0"/>
+                <w:color w:val="000000"/>
                 <w:sz w:val="22"/>
               </w:rPr>
               <w:t>один к одной выдаче</w:t>
@@ -663,6 +697,7 @@
         <w:rPr>
           <w:rFonts w:ascii="Times New Roman" w:hAnsi="Times New Roman" w:eastAsia="Times New Roman" w:cs="Times New Roman"/>
           <w:b/>
+          <w:color w:val="000000"/>
           <w:sz w:val="28"/>
         </w:rPr>
         <w:t>Нормализация</w:t>
@@ -695,6 +730,7 @@
               <w:rPr>
                 <w:rFonts w:ascii="Times New Roman" w:hAnsi="Times New Roman" w:eastAsia="Times New Roman" w:cs="Times New Roman"/>
                 <w:b/>
+                <w:color w:val="000000"/>
                 <w:sz w:val="22"/>
               </w:rPr>
               <w:t>Форма</w:t>
@@ -715,6 +751,7 @@
               <w:rPr>
                 <w:rFonts w:ascii="Times New Roman" w:hAnsi="Times New Roman" w:eastAsia="Times New Roman" w:cs="Times New Roman"/>
                 <w:b/>
+                <w:color w:val="000000"/>
                 <w:sz w:val="22"/>
               </w:rPr>
               <w:t>Что убираем</w:t>
@@ -735,6 +772,7 @@
               <w:rPr>
                 <w:rFonts w:ascii="Times New Roman" w:hAnsi="Times New Roman" w:eastAsia="Times New Roman" w:cs="Times New Roman"/>
                 <w:b/>
+                <w:color w:val="000000"/>
                 <w:sz w:val="22"/>
               </w:rPr>
               <w:t>Проверка</w:t>
@@ -757,6 +795,7 @@
               <w:rPr>
                 <w:rFonts w:ascii="Times New Roman" w:hAnsi="Times New Roman" w:eastAsia="Times New Roman" w:cs="Times New Roman"/>
                 <w:b w:val="0"/>
+                <w:color w:val="000000"/>
                 <w:sz w:val="22"/>
               </w:rPr>
               <w:t>1НФ</w:t>
@@ -777,6 +816,7 @@
               <w:rPr>
                 <w:rFonts w:ascii="Times New Roman" w:hAnsi="Times New Roman" w:eastAsia="Times New Roman" w:cs="Times New Roman"/>
                 <w:b w:val="0"/>
+                <w:color w:val="000000"/>
                 <w:sz w:val="22"/>
               </w:rPr>
               <w:t>Повторяющиеся группы и списки в одном поле</w:t>
@@ -797,6 +837,7 @@
               <w:rPr>
                 <w:rFonts w:ascii="Times New Roman" w:hAnsi="Times New Roman" w:eastAsia="Times New Roman" w:cs="Times New Roman"/>
                 <w:b w:val="0"/>
+                <w:color w:val="000000"/>
                 <w:sz w:val="22"/>
               </w:rPr>
               <w:t>в каждом поле одно значение</w:t>
@@ -819,6 +860,7 @@
               <w:rPr>
                 <w:rFonts w:ascii="Times New Roman" w:hAnsi="Times New Roman" w:eastAsia="Times New Roman" w:cs="Times New Roman"/>
                 <w:b w:val="0"/>
+                <w:color w:val="000000"/>
                 <w:sz w:val="22"/>
               </w:rPr>
               <w:t>2НФ</w:t>
@@ -839,6 +881,7 @@
               <w:rPr>
                 <w:rFonts w:ascii="Times New Roman" w:hAnsi="Times New Roman" w:eastAsia="Times New Roman" w:cs="Times New Roman"/>
                 <w:b w:val="0"/>
+                <w:color w:val="000000"/>
                 <w:sz w:val="22"/>
               </w:rPr>
               <w:t>Зависимость части составного ключа</w:t>
@@ -859,6 +902,7 @@
               <w:rPr>
                 <w:rFonts w:ascii="Times New Roman" w:hAnsi="Times New Roman" w:eastAsia="Times New Roman" w:cs="Times New Roman"/>
                 <w:b w:val="0"/>
+                <w:color w:val="000000"/>
                 <w:sz w:val="22"/>
               </w:rPr>
               <w:t>все неключевые поля зависят от всего ключа</w:t>
@@ -881,6 +925,7 @@
               <w:rPr>
                 <w:rFonts w:ascii="Times New Roman" w:hAnsi="Times New Roman" w:eastAsia="Times New Roman" w:cs="Times New Roman"/>
                 <w:b w:val="0"/>
+                <w:color w:val="000000"/>
                 <w:sz w:val="22"/>
               </w:rPr>
               <w:t>3НФ</w:t>
@@ -901,6 +946,7 @@
               <w:rPr>
                 <w:rFonts w:ascii="Times New Roman" w:hAnsi="Times New Roman" w:eastAsia="Times New Roman" w:cs="Times New Roman"/>
                 <w:b w:val="0"/>
+                <w:color w:val="000000"/>
                 <w:sz w:val="22"/>
               </w:rPr>
               <w:t>Зависимость неключевого поля от неключевого</w:t>
@@ -921,6 +967,7 @@
               <w:rPr>
                 <w:rFonts w:ascii="Times New Roman" w:hAnsi="Times New Roman" w:eastAsia="Times New Roman" w:cs="Times New Roman"/>
                 <w:b w:val="0"/>
+                <w:color w:val="000000"/>
                 <w:sz w:val="22"/>
               </w:rPr>
               <w:t>нет транзитивных зависимостей</w:t>
@@ -940,6 +987,7 @@
         <w:rPr>
           <w:rFonts w:ascii="Times New Roman" w:hAnsi="Times New Roman" w:eastAsia="Times New Roman" w:cs="Times New Roman"/>
           <w:b/>
+          <w:color w:val="000000"/>
           <w:sz w:val="28"/>
         </w:rPr>
         <w:t>Логическая модель</w:t>
@@ -955,6 +1003,7 @@
         <w:rPr>
           <w:rFonts w:ascii="Times New Roman" w:hAnsi="Times New Roman" w:eastAsia="Times New Roman" w:cs="Times New Roman"/>
           <w:b w:val="0"/>
+          <w:color w:val="000000"/>
           <w:sz w:val="28"/>
         </w:rPr>
         <w:t>Покажите сущности, атрибуты, ключи, кардинальность и связи. Подпишите, где находится внешний ключ.</w:t>
@@ -970,6 +1019,7 @@
         <w:rPr>
           <w:rFonts w:ascii="Times New Roman" w:hAnsi="Times New Roman" w:eastAsia="Times New Roman" w:cs="Times New Roman"/>
           <w:i/>
+          <w:color w:val="000000"/>
           <w:sz w:val="28"/>
         </w:rPr>
         <w:t>[ Место для ER-диаграммы: читатель, книга, экземпляр, выдача, штраф ]</w:t>
@@ -986,6 +1036,7 @@
         <w:rPr>
           <w:rFonts w:ascii="Times New Roman" w:hAnsi="Times New Roman" w:eastAsia="Times New Roman" w:cs="Times New Roman"/>
           <w:b/>
+          <w:color w:val="000000"/>
           <w:sz w:val="28"/>
         </w:rPr>
         <w:t>Физическая модель</w:t>
@@ -1019,6 +1070,7 @@
               <w:rPr>
                 <w:rFonts w:ascii="Times New Roman" w:hAnsi="Times New Roman" w:eastAsia="Times New Roman" w:cs="Times New Roman"/>
                 <w:b/>
+                <w:color w:val="000000"/>
                 <w:sz w:val="22"/>
               </w:rPr>
               <w:t>Таблица</w:t>
@@ -1039,6 +1091,7 @@
               <w:rPr>
                 <w:rFonts w:ascii="Times New Roman" w:hAnsi="Times New Roman" w:eastAsia="Times New Roman" w:cs="Times New Roman"/>
                 <w:b/>
+                <w:color w:val="000000"/>
                 <w:sz w:val="22"/>
               </w:rPr>
               <w:t>Тип</w:t>
@@ -1059,6 +1112,7 @@
               <w:rPr>
                 <w:rFonts w:ascii="Times New Roman" w:hAnsi="Times New Roman" w:eastAsia="Times New Roman" w:cs="Times New Roman"/>
                 <w:b/>
+                <w:color w:val="000000"/>
                 <w:sz w:val="22"/>
               </w:rPr>
               <w:t>Ограничения</w:t>
@@ -1079,6 +1133,7 @@
               <w:rPr>
                 <w:rFonts w:ascii="Times New Roman" w:hAnsi="Times New Roman" w:eastAsia="Times New Roman" w:cs="Times New Roman"/>
                 <w:b/>
+                <w:color w:val="000000"/>
                 <w:sz w:val="22"/>
               </w:rPr>
               <w:t>Индекс</w:t>
@@ -1101,6 +1156,7 @@
               <w:rPr>
                 <w:rFonts w:ascii="Times New Roman" w:hAnsi="Times New Roman" w:eastAsia="Times New Roman" w:cs="Times New Roman"/>
                 <w:b w:val="0"/>
+                <w:color w:val="000000"/>
                 <w:sz w:val="22"/>
               </w:rPr>
               <w:t>readers</w:t>
@@ -1121,6 +1177,7 @@
               <w:rPr>
                 <w:rFonts w:ascii="Times New Roman" w:hAnsi="Times New Roman" w:eastAsia="Times New Roman" w:cs="Times New Roman"/>
                 <w:b w:val="0"/>
+                <w:color w:val="000000"/>
                 <w:sz w:val="22"/>
               </w:rPr>
               <w:t>справочник</w:t>
@@ -1141,6 +1198,7 @@
               <w:rPr>
                 <w:rFonts w:ascii="Times New Roman" w:hAnsi="Times New Roman" w:eastAsia="Times New Roman" w:cs="Times New Roman"/>
                 <w:b w:val="0"/>
+                <w:color w:val="000000"/>
                 <w:sz w:val="22"/>
               </w:rPr>
               <w:t>PK, UNIQUE email, CHECK status</w:t>
@@ -1161,6 +1219,7 @@
               <w:rPr>
                 <w:rFonts w:ascii="Times New Roman" w:hAnsi="Times New Roman" w:eastAsia="Times New Roman" w:cs="Times New Roman"/>
                 <w:b w:val="0"/>
+                <w:color w:val="000000"/>
                 <w:sz w:val="22"/>
               </w:rPr>
               <w:t>email</w:t>
@@ -1183,6 +1242,7 @@
               <w:rPr>
                 <w:rFonts w:ascii="Times New Roman" w:hAnsi="Times New Roman" w:eastAsia="Times New Roman" w:cs="Times New Roman"/>
                 <w:b w:val="0"/>
+                <w:color w:val="000000"/>
                 <w:sz w:val="22"/>
               </w:rPr>
               <w:t>books</w:t>
@@ -1203,6 +1263,7 @@
               <w:rPr>
                 <w:rFonts w:ascii="Times New Roman" w:hAnsi="Times New Roman" w:eastAsia="Times New Roman" w:cs="Times New Roman"/>
                 <w:b w:val="0"/>
+                <w:color w:val="000000"/>
                 <w:sz w:val="22"/>
               </w:rPr>
               <w:t>справочник</w:t>
@@ -1223,6 +1284,7 @@
               <w:rPr>
                 <w:rFonts w:ascii="Times New Roman" w:hAnsi="Times New Roman" w:eastAsia="Times New Roman" w:cs="Times New Roman"/>
                 <w:b w:val="0"/>
+                <w:color w:val="000000"/>
                 <w:sz w:val="22"/>
               </w:rPr>
               <w:t>PK, UNIQUE isbn, CHECK title</w:t>
@@ -1243,6 +1305,7 @@
               <w:rPr>
                 <w:rFonts w:ascii="Times New Roman" w:hAnsi="Times New Roman" w:eastAsia="Times New Roman" w:cs="Times New Roman"/>
                 <w:b w:val="0"/>
+                <w:color w:val="000000"/>
                 <w:sz w:val="22"/>
               </w:rPr>
               <w:t>isbn</w:t>
@@ -1265,6 +1328,7 @@
               <w:rPr>
                 <w:rFonts w:ascii="Times New Roman" w:hAnsi="Times New Roman" w:eastAsia="Times New Roman" w:cs="Times New Roman"/>
                 <w:b w:val="0"/>
+                <w:color w:val="000000"/>
                 <w:sz w:val="22"/>
               </w:rPr>
               <w:t>copies</w:t>
@@ -1285,6 +1349,7 @@
               <w:rPr>
                 <w:rFonts w:ascii="Times New Roman" w:hAnsi="Times New Roman" w:eastAsia="Times New Roman" w:cs="Times New Roman"/>
                 <w:b w:val="0"/>
+                <w:color w:val="000000"/>
                 <w:sz w:val="22"/>
               </w:rPr>
               <w:t>экземпляры</w:t>
@@ -1305,6 +1370,7 @@
               <w:rPr>
                 <w:rFonts w:ascii="Times New Roman" w:hAnsi="Times New Roman" w:eastAsia="Times New Roman" w:cs="Times New Roman"/>
                 <w:b w:val="0"/>
+                <w:color w:val="000000"/>
                 <w:sz w:val="22"/>
               </w:rPr>
               <w:t>PK, FK book_id, UNIQUE inventory_no</w:t>
@@ -1325,6 +1391,7 @@
               <w:rPr>
                 <w:rFonts w:ascii="Times New Roman" w:hAnsi="Times New Roman" w:eastAsia="Times New Roman" w:cs="Times New Roman"/>
                 <w:b w:val="0"/>
+                <w:color w:val="000000"/>
                 <w:sz w:val="22"/>
               </w:rPr>
               <w:t>book_id</w:t>
@@ -1347,6 +1414,7 @@
               <w:rPr>
                 <w:rFonts w:ascii="Times New Roman" w:hAnsi="Times New Roman" w:eastAsia="Times New Roman" w:cs="Times New Roman"/>
                 <w:b w:val="0"/>
+                <w:color w:val="000000"/>
                 <w:sz w:val="22"/>
               </w:rPr>
               <w:t>loans</w:t>
@@ -1367,6 +1435,7 @@
               <w:rPr>
                 <w:rFonts w:ascii="Times New Roman" w:hAnsi="Times New Roman" w:eastAsia="Times New Roman" w:cs="Times New Roman"/>
                 <w:b w:val="0"/>
+                <w:color w:val="000000"/>
                 <w:sz w:val="22"/>
               </w:rPr>
               <w:t>операции</w:t>
@@ -1387,6 +1456,7 @@
               <w:rPr>
                 <w:rFonts w:ascii="Times New Roman" w:hAnsi="Times New Roman" w:eastAsia="Times New Roman" w:cs="Times New Roman"/>
                 <w:b w:val="0"/>
+                <w:color w:val="000000"/>
                 <w:sz w:val="22"/>
               </w:rPr>
               <w:t>PK, FK reader_id, FK copy_id, CHECK returned_at</w:t>
@@ -1407,6 +1477,7 @@
               <w:rPr>
                 <w:rFonts w:ascii="Times New Roman" w:hAnsi="Times New Roman" w:eastAsia="Times New Roman" w:cs="Times New Roman"/>
                 <w:b w:val="0"/>
+                <w:color w:val="000000"/>
                 <w:sz w:val="22"/>
               </w:rPr>
               <w:t>reader_id, copy_id</w:t>
@@ -1429,6 +1500,7 @@
               <w:rPr>
                 <w:rFonts w:ascii="Times New Roman" w:hAnsi="Times New Roman" w:eastAsia="Times New Roman" w:cs="Times New Roman"/>
                 <w:b w:val="0"/>
+                <w:color w:val="000000"/>
                 <w:sz w:val="22"/>
               </w:rPr>
               <w:t>fines</w:t>
@@ -1449,6 +1521,7 @@
               <w:rPr>
                 <w:rFonts w:ascii="Times New Roman" w:hAnsi="Times New Roman" w:eastAsia="Times New Roman" w:cs="Times New Roman"/>
                 <w:b w:val="0"/>
+                <w:color w:val="000000"/>
                 <w:sz w:val="22"/>
               </w:rPr>
               <w:t>операции</w:t>
@@ -1469,6 +1542,7 @@
               <w:rPr>
                 <w:rFonts w:ascii="Times New Roman" w:hAnsi="Times New Roman" w:eastAsia="Times New Roman" w:cs="Times New Roman"/>
                 <w:b w:val="0"/>
+                <w:color w:val="000000"/>
                 <w:sz w:val="22"/>
               </w:rPr>
               <w:t>PK, FK loan_id, CHECK amount</w:t>
@@ -1489,6 +1563,7 @@
               <w:rPr>
                 <w:rFonts w:ascii="Times New Roman" w:hAnsi="Times New Roman" w:eastAsia="Times New Roman" w:cs="Times New Roman"/>
                 <w:b w:val="0"/>
+                <w:color w:val="000000"/>
                 <w:sz w:val="22"/>
               </w:rPr>
               <w:t>loan_id</w:t>
@@ -1508,6 +1583,7 @@
         <w:rPr>
           <w:rFonts w:ascii="Times New Roman" w:hAnsi="Times New Roman" w:eastAsia="Times New Roman" w:cs="Times New Roman"/>
           <w:b/>
+          <w:color w:val="000000"/>
           <w:sz w:val="28"/>
         </w:rPr>
         <w:t>Проверки ограничений</w:t>
@@ -1541,6 +1617,7 @@
               <w:rPr>
                 <w:rFonts w:ascii="Times New Roman" w:hAnsi="Times New Roman" w:eastAsia="Times New Roman" w:cs="Times New Roman"/>
                 <w:b/>
+                <w:color w:val="000000"/>
                 <w:sz w:val="22"/>
               </w:rPr>
               <w:t>Проверка</w:t>
@@ -1561,6 +1638,7 @@
               <w:rPr>
                 <w:rFonts w:ascii="Times New Roman" w:hAnsi="Times New Roman" w:eastAsia="Times New Roman" w:cs="Times New Roman"/>
                 <w:b/>
+                <w:color w:val="000000"/>
                 <w:sz w:val="22"/>
               </w:rPr>
               <w:t>Действие</w:t>
@@ -1581,6 +1659,7 @@
               <w:rPr>
                 <w:rFonts w:ascii="Times New Roman" w:hAnsi="Times New Roman" w:eastAsia="Times New Roman" w:cs="Times New Roman"/>
                 <w:b/>
+                <w:color w:val="000000"/>
                 <w:sz w:val="22"/>
               </w:rPr>
               <w:t>Ожидаемый результат</w:t>
@@ -1601,6 +1680,7 @@
               <w:rPr>
                 <w:rFonts w:ascii="Times New Roman" w:hAnsi="Times New Roman" w:eastAsia="Times New Roman" w:cs="Times New Roman"/>
                 <w:b/>
+                <w:color w:val="000000"/>
                 <w:sz w:val="22"/>
               </w:rPr>
               <w:t>Факт</w:t>
@@ -1623,6 +1703,7 @@
               <w:rPr>
                 <w:rFonts w:ascii="Times New Roman" w:hAnsi="Times New Roman" w:eastAsia="Times New Roman" w:cs="Times New Roman"/>
                 <w:b w:val="0"/>
+                <w:color w:val="000000"/>
                 <w:sz w:val="22"/>
               </w:rPr>
               <w:t>Повтор email</w:t>
@@ -1643,6 +1724,7 @@
               <w:rPr>
                 <w:rFonts w:ascii="Times New Roman" w:hAnsi="Times New Roman" w:eastAsia="Times New Roman" w:cs="Times New Roman"/>
                 <w:b w:val="0"/>
+                <w:color w:val="000000"/>
                 <w:sz w:val="22"/>
               </w:rPr>
               <w:t>INSERT reader с тем же email</w:t>
@@ -1663,6 +1745,7 @@
               <w:rPr>
                 <w:rFonts w:ascii="Times New Roman" w:hAnsi="Times New Roman" w:eastAsia="Times New Roman" w:cs="Times New Roman"/>
                 <w:b w:val="0"/>
+                <w:color w:val="000000"/>
                 <w:sz w:val="22"/>
               </w:rPr>
               <w:t>UNIQUE отклоняет</w:t>
@@ -1697,6 +1780,7 @@
               <w:rPr>
                 <w:rFonts w:ascii="Times New Roman" w:hAnsi="Times New Roman" w:eastAsia="Times New Roman" w:cs="Times New Roman"/>
                 <w:b w:val="0"/>
+                <w:color w:val="000000"/>
                 <w:sz w:val="22"/>
               </w:rPr>
               <w:t>Несуществующая книга</w:t>
@@ -1717,6 +1801,7 @@
               <w:rPr>
                 <w:rFonts w:ascii="Times New Roman" w:hAnsi="Times New Roman" w:eastAsia="Times New Roman" w:cs="Times New Roman"/>
                 <w:b w:val="0"/>
+                <w:color w:val="000000"/>
                 <w:sz w:val="22"/>
               </w:rPr>
               <w:t>INSERT copy с book_id 999</w:t>
@@ -1737,6 +1822,7 @@
               <w:rPr>
                 <w:rFonts w:ascii="Times New Roman" w:hAnsi="Times New Roman" w:eastAsia="Times New Roman" w:cs="Times New Roman"/>
                 <w:b w:val="0"/>
+                <w:color w:val="000000"/>
                 <w:sz w:val="22"/>
               </w:rPr>
               <w:t>FOREIGN KEY отклоняет</w:t>
@@ -1771,6 +1857,7 @@
               <w:rPr>
                 <w:rFonts w:ascii="Times New Roman" w:hAnsi="Times New Roman" w:eastAsia="Times New Roman" w:cs="Times New Roman"/>
                 <w:b w:val="0"/>
+                <w:color w:val="000000"/>
                 <w:sz w:val="22"/>
               </w:rPr>
               <w:t>Отрицательный штраф</w:t>
@@ -1791,6 +1878,7 @@
               <w:rPr>
                 <w:rFonts w:ascii="Times New Roman" w:hAnsi="Times New Roman" w:eastAsia="Times New Roman" w:cs="Times New Roman"/>
                 <w:b w:val="0"/>
+                <w:color w:val="000000"/>
                 <w:sz w:val="22"/>
               </w:rPr>
               <w:t>INSERT fine с amount -1</w:t>
@@ -1811,6 +1899,7 @@
               <w:rPr>
                 <w:rFonts w:ascii="Times New Roman" w:hAnsi="Times New Roman" w:eastAsia="Times New Roman" w:cs="Times New Roman"/>
                 <w:b w:val="0"/>
+                <w:color w:val="000000"/>
                 <w:sz w:val="22"/>
               </w:rPr>
               <w:t>CHECK отклоняет</w:t>
@@ -1845,6 +1934,7 @@
               <w:rPr>
                 <w:rFonts w:ascii="Times New Roman" w:hAnsi="Times New Roman" w:eastAsia="Times New Roman" w:cs="Times New Roman"/>
                 <w:b w:val="0"/>
+                <w:color w:val="000000"/>
                 <w:sz w:val="22"/>
               </w:rPr>
               <w:t>Повтор выдачи</w:t>
@@ -1865,6 +1955,7 @@
               <w:rPr>
                 <w:rFonts w:ascii="Times New Roman" w:hAnsi="Times New Roman" w:eastAsia="Times New Roman" w:cs="Times New Roman"/>
                 <w:b w:val="0"/>
+                <w:color w:val="000000"/>
                 <w:sz w:val="22"/>
               </w:rPr>
               <w:t>INSERT loan с тем же copy_id и returned_at IS NULL</w:t>
@@ -1885,6 +1976,7 @@
               <w:rPr>
                 <w:rFonts w:ascii="Times New Roman" w:hAnsi="Times New Roman" w:eastAsia="Times New Roman" w:cs="Times New Roman"/>
                 <w:b w:val="0"/>
+                <w:color w:val="000000"/>
                 <w:sz w:val="22"/>
               </w:rPr>
               <w:t>частичный UNIQUE отклоняет</w:t>
@@ -1919,6 +2011,7 @@
               <w:rPr>
                 <w:rFonts w:ascii="Times New Roman" w:hAnsi="Times New Roman" w:eastAsia="Times New Roman" w:cs="Times New Roman"/>
                 <w:b w:val="0"/>
+                <w:color w:val="000000"/>
                 <w:sz w:val="22"/>
               </w:rPr>
               <w:t>Удаление книги</w:t>
@@ -1939,6 +2032,7 @@
               <w:rPr>
                 <w:rFonts w:ascii="Times New Roman" w:hAnsi="Times New Roman" w:eastAsia="Times New Roman" w:cs="Times New Roman"/>
                 <w:b w:val="0"/>
+                <w:color w:val="000000"/>
                 <w:sz w:val="22"/>
               </w:rPr>
               <w:t>DELETE book с экземплярами</w:t>
@@ -1959,6 +2053,7 @@
               <w:rPr>
                 <w:rFonts w:ascii="Times New Roman" w:hAnsi="Times New Roman" w:eastAsia="Times New Roman" w:cs="Times New Roman"/>
                 <w:b w:val="0"/>
+                <w:color w:val="000000"/>
                 <w:sz w:val="22"/>
               </w:rPr>
               <w:t>RESTRICT отклоняет</w:t>
@@ -1990,6 +2085,7 @@
         <w:rPr>
           <w:rFonts w:ascii="Times New Roman" w:hAnsi="Times New Roman" w:eastAsia="Times New Roman" w:cs="Times New Roman"/>
           <w:b/>
+          <w:color w:val="000000"/>
           <w:sz w:val="28"/>
         </w:rPr>
         <w:t>SQL-схема</w:t>
@@ -2005,6 +2101,7 @@
         <w:rPr>
           <w:rFonts w:ascii="Times New Roman" w:hAnsi="Times New Roman" w:eastAsia="Times New Roman" w:cs="Times New Roman"/>
           <w:b w:val="0"/>
+          <w:color w:val="000000"/>
           <w:sz w:val="28"/>
         </w:rPr>
         <w:t>Приложите скрипт создания таблиц и вставки тестовых строк. Включите PRAGMA foreign_keys = ON.</w:t>
@@ -2020,6 +2117,7 @@
         <w:rPr>
           <w:rFonts w:ascii="Times New Roman" w:hAnsi="Times New Roman" w:eastAsia="Times New Roman" w:cs="Times New Roman"/>
           <w:i/>
+          <w:color w:val="000000"/>
           <w:sz w:val="28"/>
         </w:rPr>
         <w:t>[ Место для скриншота: список таблиц и .schema ]</w:t>
@@ -2036,6 +2134,7 @@
         <w:rPr>
           <w:rFonts w:ascii="Times New Roman" w:hAnsi="Times New Roman" w:eastAsia="Times New Roman" w:cs="Times New Roman"/>
           <w:b/>
+          <w:color w:val="000000"/>
           <w:sz w:val="28"/>
         </w:rPr>
         <w:t>Скриншоты выполнения работы</w:t>
@@ -2051,6 +2150,7 @@
         <w:rPr>
           <w:rFonts w:ascii="Times New Roman" w:hAnsi="Times New Roman" w:eastAsia="Times New Roman" w:cs="Times New Roman"/>
           <w:i/>
+          <w:color w:val="000000"/>
           <w:sz w:val="28"/>
         </w:rPr>
         <w:t>[ Место для скриншота: ER-диаграмма с ключами и кардинальностью ]</w:t>
@@ -2067,6 +2167,7 @@
         <w:rPr>
           <w:rFonts w:ascii="Times New Roman" w:hAnsi="Times New Roman" w:eastAsia="Times New Roman" w:cs="Times New Roman"/>
           <w:i/>
+          <w:color w:val="000000"/>
           <w:sz w:val="28"/>
         </w:rPr>
         <w:t>[ Место для скриншота: схема SQLite после выполнения скрипта ]</w:t>
@@ -2083,6 +2184,7 @@
         <w:rPr>
           <w:rFonts w:ascii="Times New Roman" w:hAnsi="Times New Roman" w:eastAsia="Times New Roman" w:cs="Times New Roman"/>
           <w:i/>
+          <w:color w:val="000000"/>
           <w:sz w:val="28"/>
         </w:rPr>
         <w:t>[ Место для скриншота: ошибка UNIQUE при повторном email ]</w:t>
@@ -2099,6 +2201,7 @@
         <w:rPr>
           <w:rFonts w:ascii="Times New Roman" w:hAnsi="Times New Roman" w:eastAsia="Times New Roman" w:cs="Times New Roman"/>
           <w:i/>
+          <w:color w:val="000000"/>
           <w:sz w:val="28"/>
         </w:rPr>
         <w:t>[ Место для скриншота: ошибка FOREIGN KEY при несуществующей книге ]</w:t>
@@ -2115,6 +2218,7 @@
         <w:rPr>
           <w:rFonts w:ascii="Times New Roman" w:hAnsi="Times New Roman" w:eastAsia="Times New Roman" w:cs="Times New Roman"/>
           <w:i/>
+          <w:color w:val="000000"/>
           <w:sz w:val="28"/>
         </w:rPr>
         <w:t>[ Место для скриншота: результат запроса с соединением таблиц ]</w:t>
@@ -2127,13 +2231,14 @@
         <w:keepNext/>
         <w:keepLines/>
         <w:spacing w:line="240" w:lineRule="auto" w:before="240" w:after="0"/>
-        <w:ind w:firstLine="0" w:left="0"/>
+        <w:ind w:left="0" w:firstLine="0"/>
         <w:jc w:val="both"/>
       </w:pPr>
       <w:r>
         <w:rPr>
           <w:rFonts w:ascii="Times New Roman" w:hAnsi="Times New Roman" w:eastAsia="Times New Roman" w:cs="Times New Roman"/>
           <w:b w:val="0"/>
+          <w:color w:val="000000"/>
           <w:sz w:val="28"/>
         </w:rPr>
         <w:t>Вывод</w:t>
@@ -2149,6 +2254,7 @@
         <w:rPr>
           <w:rFonts w:ascii="Times New Roman" w:hAnsi="Times New Roman" w:eastAsia="Times New Roman" w:cs="Times New Roman"/>
           <w:b w:val="0"/>
+          <w:color w:val="000000"/>
           <w:sz w:val="28"/>
         </w:rPr>
         <w:t>Почему выдача хранится отдельно от читателя и экземпляра? Где в схеме появился бы дубликат, если хранить название книги в каждой выдаче?</w:t>
@@ -2164,9 +2270,9 @@
         <w:rPr>
           <w:rFonts w:ascii="Times New Roman" w:hAnsi="Times New Roman" w:eastAsia="Times New Roman" w:cs="Times New Roman"/>
           <w:b w:val="0"/>
+          <w:color w:val="000000"/>
           <w:sz w:val="28"/>
         </w:rPr>
-        <w:t>________________________________________________________________________</w:t>
       </w:r>
     </w:p>
     <w:p>
@@ -2179,9 +2285,9 @@
         <w:rPr>
           <w:rFonts w:ascii="Times New Roman" w:hAnsi="Times New Roman" w:eastAsia="Times New Roman" w:cs="Times New Roman"/>
           <w:b w:val="0"/>
+          <w:color w:val="000000"/>
           <w:sz w:val="28"/>
         </w:rPr>
-        <w:t>________________________________________________________________________</w:t>
       </w:r>
     </w:p>
     <w:p>
@@ -2194,9 +2300,9 @@
         <w:rPr>
           <w:rFonts w:ascii="Times New Roman" w:hAnsi="Times New Roman" w:eastAsia="Times New Roman" w:cs="Times New Roman"/>
           <w:b w:val="0"/>
+          <w:color w:val="000000"/>
           <w:sz w:val="28"/>
         </w:rPr>
-        <w:t>________________________________________________________________________</w:t>
       </w:r>
     </w:p>
     <w:p>
@@ -2209,9 +2315,9 @@
         <w:rPr>
           <w:rFonts w:ascii="Times New Roman" w:hAnsi="Times New Roman" w:eastAsia="Times New Roman" w:cs="Times New Roman"/>
           <w:b w:val="0"/>
+          <w:color w:val="000000"/>
           <w:sz w:val="28"/>
         </w:rPr>
-        <w:t>________________________________________________________________________</w:t>
       </w:r>
     </w:p>
     <w:p>
@@ -2224,9 +2330,9 @@
         <w:rPr>
           <w:rFonts w:ascii="Times New Roman" w:hAnsi="Times New Roman" w:eastAsia="Times New Roman" w:cs="Times New Roman"/>
           <w:b w:val="0"/>
+          <w:color w:val="000000"/>
           <w:sz w:val="28"/>
         </w:rPr>
-        <w:t>________________________________________________________________________</w:t>
       </w:r>
     </w:p>
     <w:p/>
@@ -2610,6 +2716,7 @@
     </w:pPr>
     <w:rPr>
       <w:rFonts w:ascii="Times New Roman" w:hAnsi="Times New Roman" w:eastAsia="Times New Roman" w:cs="Times New Roman"/>
+      <w:color w:val="000000"/>
       <w:sz w:val="28"/>
     </w:rPr>
   </w:style>
@@ -2669,7 +2776,7 @@
       <w:keepNext/>
       <w:keepLines/>
       <w:spacing w:before="240" w:after="0" w:line="240" w:lineRule="auto"/>
-      <w:ind w:firstLine="0" w:left="0"/>
+      <w:ind w:left="0" w:firstLine="0"/>
       <w:jc w:val="both"/>
       <w:outlineLvl w:val="0"/>
     </w:pPr>
@@ -2677,7 +2784,7 @@
       <w:rFonts w:asciiTheme="majorHAnsi" w:eastAsiaTheme="majorEastAsia" w:hAnsiTheme="majorHAnsi" w:cstheme="majorBidi" w:ascii="Times New Roman" w:hAnsi="Times New Roman" w:eastAsia="Times New Roman" w:cs="Times New Roman"/>
       <w:b w:val="0"/>
       <w:bCs/>
-      <w:color w:val="365F91" w:themeColor="accent1" w:themeShade="BF"/>
+      <w:color w:val="000000"/>
       <w:sz w:val="28"/>
       <w:szCs w:val="28"/>
     </w:rPr>
@@ -2695,7 +2802,7 @@
       <w:keepNext/>
       <w:keepLines/>
       <w:spacing w:before="40" w:after="0" w:line="240" w:lineRule="auto"/>
-      <w:ind w:firstLine="0" w:left="0"/>
+      <w:ind w:left="0" w:firstLine="0"/>
       <w:jc w:val="left"/>
       <w:outlineLvl w:val="1"/>
     </w:pPr>
@@ -2703,7 +2810,7 @@
       <w:rFonts w:asciiTheme="majorHAnsi" w:eastAsiaTheme="majorEastAsia" w:hAnsiTheme="majorHAnsi" w:cstheme="majorBidi" w:ascii="Times New Roman" w:hAnsi="Times New Roman" w:eastAsia="Times New Roman" w:cs="Times New Roman"/>
       <w:b/>
       <w:bCs/>
-      <w:color w:val="4F81BD" w:themeColor="accent1"/>
+      <w:color w:val="000000"/>
       <w:sz w:val="28"/>
       <w:szCs w:val="26"/>
     </w:rPr>
@@ -3040,6 +3147,7 @@
     </w:pPr>
     <w:rPr>
       <w:rFonts w:ascii="Times New Roman" w:hAnsi="Times New Roman" w:eastAsia="Times New Roman" w:cs="Times New Roman"/>
+      <w:color w:val="000000"/>
       <w:sz w:val="28"/>
     </w:rPr>
   </w:style>
